--- a/Reportes/FiniquitoAutoAfectado.docx
+++ b/Reportes/FiniquitoAutoAfectado.docx
@@ -1,11 +1,10 @@
 
 <file path=word/document.xml><?xml version="1.0" encoding="utf-8"?>
-<w:document xmlns:mc="http://schemas.openxmlformats.org/markup-compatibility/2006" xmlns:ve="http://schemas.openxmlformats.org/markup-compatibility/2006" xmlns:o="urn:schemas-microsoft-com:office:office" xmlns:r="http://schemas.openxmlformats.org/officeDocument/2006/relationships" xmlns:m="http://schemas.openxmlformats.org/officeDocument/2006/math" xmlns:v="urn:schemas-microsoft-com:vml" xmlns:wp="http://schemas.openxmlformats.org/drawingml/2006/wordprocessingDrawing" xmlns:w10="urn:schemas-microsoft-com:office:word" xmlns:w="http://schemas.openxmlformats.org/wordprocessingml/2006/main" xmlns:wne="http://schemas.microsoft.com/office/word/2006/wordml" xmlns:a="http://schemas.openxmlformats.org/drawingml/2006/main" xmlns:pic="http://schemas.openxmlformats.org/drawingml/2006/picture" xmlns:wpg="http://schemas.microsoft.com/office/word/2010/wordprocessingGroup" xmlns:wps="http://schemas.microsoft.com/office/word/2010/wordprocessingShape" xmlns:w14="http://schemas.microsoft.com/office/word/2010/wordml" mc:Ignorable="w14" xml:space="preserve">
+<w:document xmlns:wpc="http://schemas.microsoft.com/office/word/2010/wordprocessingCanvas" xmlns:cx="http://schemas.microsoft.com/office/drawing/2014/chartex" xmlns:cx1="http://schemas.microsoft.com/office/drawing/2015/9/8/chartex" xmlns:cx2="http://schemas.microsoft.com/office/drawing/2015/10/21/chartex" xmlns:cx3="http://schemas.microsoft.com/office/drawing/2016/5/9/chartex" xmlns:cx4="http://schemas.microsoft.com/office/drawing/2016/5/10/chartex" xmlns:cx5="http://schemas.microsoft.com/office/drawing/2016/5/11/chartex" xmlns:cx6="http://schemas.microsoft.com/office/drawing/2016/5/12/chartex" xmlns:cx7="http://schemas.microsoft.com/office/drawing/2016/5/13/chartex" xmlns:cx8="http://schemas.microsoft.com/office/drawing/2016/5/14/chartex" xmlns:mc="http://schemas.openxmlformats.org/markup-compatibility/2006" xmlns:aink="http://schemas.microsoft.com/office/drawing/2016/ink" xmlns:am3d="http://schemas.microsoft.com/office/drawing/2017/model3d" xmlns:o="urn:schemas-microsoft-com:office:office" xmlns:oel="http://schemas.microsoft.com/office/2019/extlst" xmlns:r="http://schemas.openxmlformats.org/officeDocument/2006/relationships" xmlns:m="http://schemas.openxmlformats.org/officeDocument/2006/math" xmlns:v="urn:schemas-microsoft-com:vml" xmlns:wp14="http://schemas.microsoft.com/office/word/2010/wordprocessingDrawing" xmlns:wp="http://schemas.openxmlformats.org/drawingml/2006/wordprocessingDrawing" xmlns:w10="urn:schemas-microsoft-com:office:word" xmlns:w="http://schemas.openxmlformats.org/wordprocessingml/2006/main" xmlns:w14="http://schemas.microsoft.com/office/word/2010/wordml" xmlns:w15="http://schemas.microsoft.com/office/word/2012/wordml" xmlns:w16cex="http://schemas.microsoft.com/office/word/2018/wordml/cex" xmlns:w16cid="http://schemas.microsoft.com/office/word/2016/wordml/cid" xmlns:w16="http://schemas.microsoft.com/office/word/2018/wordml" xmlns:w16sdtdh="http://schemas.microsoft.com/office/word/2020/wordml/sdtdatahash" xmlns:w16se="http://schemas.microsoft.com/office/word/2015/wordml/symex" xmlns:wpg="http://schemas.microsoft.com/office/word/2010/wordprocessingGroup" xmlns:wpi="http://schemas.microsoft.com/office/word/2010/wordprocessingInk" xmlns:wne="http://schemas.microsoft.com/office/word/2006/wordml" xmlns:wps="http://schemas.microsoft.com/office/word/2010/wordprocessingShape" mc:Ignorable="w14 w15 w16se w16cid w16 w16cex w16sdtdh wp14">
   <w:body>
     <w:p>
       <w:pPr>
-        <w:spacing w:line="240" w:lineRule="auto"/>
-        <w:ind w:left="3840" w:right="0" w:firstLine="0"/>
+        <w:ind w:left="3840"/>
         <w:rPr>
           <w:rFonts w:ascii="Times New Roman"/>
           <w:sz w:val="20"/>
@@ -14,19 +13,20 @@
       <w:r>
         <w:rPr>
           <w:rFonts w:ascii="Times New Roman"/>
+          <w:noProof/>
           <w:sz w:val="20"/>
         </w:rPr>
         <w:drawing>
-          <wp:inline distT="0" distB="0" distL="0" distR="0">
+          <wp:inline distT="0" distB="0" distL="0" distR="0" wp14:anchorId="25AC461D" wp14:editId="5D0A9642">
             <wp:extent cx="2255611" cy="600075"/>
             <wp:effectExtent l="0" t="0" r="0" b="0"/>
             <wp:docPr id="2" name="Image 2"/>
             <wp:cNvGraphicFramePr>
-              <a:graphicFrameLocks/>
+              <a:graphicFrameLocks xmlns:a="http://schemas.openxmlformats.org/drawingml/2006/main"/>
             </wp:cNvGraphicFramePr>
-            <a:graphic>
+            <a:graphic xmlns:a="http://schemas.openxmlformats.org/drawingml/2006/main">
               <a:graphicData uri="http://schemas.openxmlformats.org/drawingml/2006/picture">
-                <pic:pic>
+                <pic:pic xmlns:pic="http://schemas.openxmlformats.org/drawingml/2006/picture">
                   <pic:nvPicPr>
                     <pic:cNvPr id="2" name="Image 2"/>
                     <pic:cNvPicPr/>
@@ -52,16 +52,10 @@
           </wp:inline>
         </w:drawing>
       </w:r>
-      <w:r>
-        <w:rPr>
-          <w:rFonts w:ascii="Times New Roman"/>
-          <w:sz w:val="20"/>
-        </w:rPr>
-      </w:r>
     </w:p>
     <w:p>
       <w:pPr>
-        <w:pStyle w:val="BodyText"/>
+        <w:pStyle w:val="Textoindependiente"/>
         <w:spacing w:before="15"/>
         <w:rPr>
           <w:rFonts w:ascii="Times New Roman"/>
@@ -71,8 +65,7 @@
     </w:p>
     <w:p>
       <w:pPr>
-        <w:spacing w:before="0"/>
-        <w:ind w:left="0" w:right="5" w:firstLine="0"/>
+        <w:ind w:right="5"/>
         <w:jc w:val="center"/>
         <w:rPr>
           <w:sz w:val="20"/>
@@ -89,7 +82,7 @@
           <w:spacing w:val="-10"/>
           <w:sz w:val="20"/>
         </w:rPr>
-        <w:t> </w:t>
+        <w:t xml:space="preserve"> </w:t>
       </w:r>
       <w:r>
         <w:rPr>
@@ -102,7 +95,7 @@
           <w:spacing w:val="-9"/>
           <w:sz w:val="20"/>
         </w:rPr>
-        <w:t> </w:t>
+        <w:t xml:space="preserve"> </w:t>
       </w:r>
       <w:r>
         <w:rPr>
@@ -115,7 +108,7 @@
           <w:spacing w:val="-9"/>
           <w:sz w:val="20"/>
         </w:rPr>
-        <w:t> </w:t>
+        <w:t xml:space="preserve"> </w:t>
       </w:r>
       <w:r>
         <w:rPr>
@@ -128,7 +121,7 @@
           <w:spacing w:val="-10"/>
           <w:sz w:val="20"/>
         </w:rPr>
-        <w:t> </w:t>
+        <w:t xml:space="preserve"> </w:t>
       </w:r>
       <w:r>
         <w:rPr>
@@ -141,7 +134,7 @@
           <w:spacing w:val="-5"/>
           <w:sz w:val="20"/>
         </w:rPr>
-        <w:t> </w:t>
+        <w:t xml:space="preserve"> </w:t>
       </w:r>
       <w:r>
         <w:rPr>
@@ -154,7 +147,7 @@
           <w:spacing w:val="-9"/>
           <w:sz w:val="20"/>
         </w:rPr>
-        <w:t> </w:t>
+        <w:t xml:space="preserve"> </w:t>
       </w:r>
       <w:r>
         <w:rPr>
@@ -167,7 +160,7 @@
           <w:spacing w:val="-10"/>
           <w:sz w:val="20"/>
         </w:rPr>
-        <w:t> </w:t>
+        <w:t xml:space="preserve"> </w:t>
       </w:r>
       <w:r>
         <w:rPr>
@@ -180,7 +173,7 @@
           <w:spacing w:val="-9"/>
           <w:sz w:val="20"/>
         </w:rPr>
-        <w:t> </w:t>
+        <w:t xml:space="preserve"> </w:t>
       </w:r>
       <w:r>
         <w:rPr>
@@ -193,24 +186,32 @@
     <w:p>
       <w:pPr>
         <w:spacing w:before="10"/>
-        <w:ind w:left="4" w:right="5" w:firstLine="0"/>
+        <w:ind w:left="4" w:right="5"/>
         <w:jc w:val="center"/>
         <w:rPr>
           <w:sz w:val="20"/>
         </w:rPr>
       </w:pPr>
-      <w:r>
-        <w:rPr>
-          <w:sz w:val="20"/>
-        </w:rPr>
-        <w:t>Tels:</w:t>
+      <w:proofErr w:type="spellStart"/>
+      <w:r>
+        <w:rPr>
+          <w:sz w:val="20"/>
+        </w:rPr>
+        <w:t>Tels</w:t>
+      </w:r>
+      <w:proofErr w:type="spellEnd"/>
+      <w:r>
+        <w:rPr>
+          <w:sz w:val="20"/>
+        </w:rPr>
+        <w:t>:</w:t>
       </w:r>
       <w:r>
         <w:rPr>
           <w:spacing w:val="-14"/>
           <w:sz w:val="20"/>
         </w:rPr>
-        <w:t> </w:t>
+        <w:t xml:space="preserve"> </w:t>
       </w:r>
       <w:r>
         <w:rPr>
@@ -223,7 +224,7 @@
           <w:spacing w:val="-13"/>
           <w:sz w:val="20"/>
         </w:rPr>
-        <w:t> </w:t>
+        <w:t xml:space="preserve"> </w:t>
       </w:r>
       <w:r>
         <w:rPr>
@@ -236,7 +237,7 @@
           <w:spacing w:val="-13"/>
           <w:sz w:val="20"/>
         </w:rPr>
-        <w:t> </w:t>
+        <w:t xml:space="preserve"> </w:t>
       </w:r>
       <w:r>
         <w:rPr>
@@ -249,7 +250,7 @@
           <w:spacing w:val="-14"/>
           <w:sz w:val="20"/>
         </w:rPr>
-        <w:t> </w:t>
+        <w:t xml:space="preserve"> </w:t>
       </w:r>
       <w:r>
         <w:rPr>
@@ -267,40 +268,37 @@
     </w:p>
     <w:p>
       <w:pPr>
-        <w:pStyle w:val="BodyText"/>
+        <w:pStyle w:val="Textoindependiente"/>
         <w:spacing w:before="17"/>
         <w:ind w:left="5" w:right="5"/>
         <w:jc w:val="center"/>
       </w:pPr>
       <w:r>
-        <w:rPr/>
         <w:t>Finiquito</w:t>
       </w:r>
       <w:r>
         <w:rPr>
           <w:spacing w:val="-13"/>
         </w:rPr>
-        <w:t> </w:t>
-      </w:r>
-      <w:r>
-        <w:rPr/>
+        <w:t xml:space="preserve"> </w:t>
+      </w:r>
+      <w:r>
         <w:t>Para</w:t>
       </w:r>
       <w:r>
         <w:rPr>
           <w:spacing w:val="-14"/>
         </w:rPr>
-        <w:t> </w:t>
-      </w:r>
-      <w:r>
-        <w:rPr/>
+        <w:t xml:space="preserve"> </w:t>
+      </w:r>
+      <w:r>
         <w:t>Auto</w:t>
       </w:r>
       <w:r>
         <w:rPr>
           <w:spacing w:val="-14"/>
         </w:rPr>
-        <w:t> </w:t>
+        <w:t xml:space="preserve"> </w:t>
       </w:r>
       <w:r>
         <w:rPr>
@@ -311,190 +309,254 @@
     </w:p>
     <w:p>
       <w:pPr>
-        <w:spacing w:line="372" w:lineRule="auto" w:before="248"/>
-        <w:ind w:left="240" w:right="352" w:firstLine="0"/>
+        <w:spacing w:before="248" w:line="372" w:lineRule="auto"/>
+        <w:ind w:left="240" w:right="352"/>
         <w:jc w:val="both"/>
         <w:rPr>
           <w:b/>
-          <w:sz w:val="22"/>
         </w:rPr>
       </w:pPr>
       <w:r>
-        <w:rPr>
-          <w:sz w:val="22"/>
-        </w:rPr>
-        <w:t>Quien suscribe, </w:t>
-      </w:r>
-      <w:r>
-        <w:rPr>
-          <w:b/>
-          <w:sz w:val="22"/>
-        </w:rPr>
-        <w:t>ARIEL ENRIQUE FRUTO URENA</w:t>
+        <w:t xml:space="preserve">Quien suscribe, </w:t>
+      </w:r>
+      <w:r>
+        <w:rPr>
+          <w:b/>
+        </w:rPr>
+        <w:t>{</w:t>
+      </w:r>
+      <w:proofErr w:type="spellStart"/>
+      <w:r>
+        <w:rPr>
+          <w:b/>
+        </w:rPr>
+        <w:t>custom.Propietario</w:t>
+      </w:r>
+      <w:proofErr w:type="spellEnd"/>
+      <w:r>
+        <w:rPr>
+          <w:b/>
+        </w:rPr>
+        <w:t>}</w:t>
       </w:r>
       <w:r>
         <w:rPr>
           <w:b/>
           <w:spacing w:val="-2"/>
-          <w:sz w:val="22"/>
-        </w:rPr>
-        <w:t> </w:t>
-      </w:r>
-      <w:r>
-        <w:rPr>
-          <w:sz w:val="22"/>
-        </w:rPr>
-        <w:t>, mayor de edad, con cedula de identidad personal No. </w:t>
-      </w:r>
-      <w:r>
-        <w:rPr>
-          <w:b/>
-          <w:sz w:val="22"/>
-        </w:rPr>
-        <w:t>03-0074-01893 </w:t>
-      </w:r>
-      <w:r>
-        <w:rPr>
-          <w:sz w:val="22"/>
-        </w:rPr>
-        <w:t>declaro solemnemente que mi vehiculo Marca </w:t>
-      </w:r>
-      <w:r>
-        <w:rPr>
-          <w:b/>
-          <w:sz w:val="22"/>
-        </w:rPr>
-        <w:t>HYUNDAI </w:t>
-      </w:r>
-      <w:r>
-        <w:rPr>
-          <w:sz w:val="22"/>
-        </w:rPr>
-        <w:t>Modelo </w:t>
-      </w:r>
-      <w:r>
-        <w:rPr>
-          <w:b/>
-          <w:sz w:val="22"/>
-        </w:rPr>
-        <w:t>TUCSON </w:t>
-      </w:r>
-      <w:r>
-        <w:rPr>
-          <w:sz w:val="22"/>
-        </w:rPr>
-        <w:t>Año </w:t>
-      </w:r>
-      <w:r>
-        <w:rPr>
-          <w:b/>
-          <w:sz w:val="22"/>
-        </w:rPr>
-        <w:t>2009 </w:t>
-      </w:r>
-      <w:r>
-        <w:rPr>
-          <w:sz w:val="22"/>
-        </w:rPr>
+        </w:rPr>
+        <w:t xml:space="preserve"> </w:t>
+      </w:r>
+      <w:r>
+        <w:t xml:space="preserve">, mayor de edad, con cedula de identidad personal No. </w:t>
+      </w:r>
+      <w:r>
+        <w:rPr>
+          <w:b/>
+        </w:rPr>
+        <w:t>{</w:t>
+      </w:r>
+      <w:proofErr w:type="spellStart"/>
+      <w:r>
+        <w:rPr>
+          <w:b/>
+        </w:rPr>
+        <w:t>custom.IdentificacionAfectado</w:t>
+      </w:r>
+      <w:proofErr w:type="spellEnd"/>
+      <w:r>
+        <w:rPr>
+          <w:b/>
+        </w:rPr>
+        <w:t>}</w:t>
+      </w:r>
+      <w:r>
+        <w:rPr>
+          <w:b/>
+        </w:rPr>
+        <w:t xml:space="preserve"> </w:t>
+      </w:r>
+      <w:r>
+        <w:t xml:space="preserve">declaro solemnemente que mi </w:t>
+      </w:r>
+      <w:proofErr w:type="spellStart"/>
+      <w:r>
+        <w:t>vehiculo</w:t>
+      </w:r>
+      <w:proofErr w:type="spellEnd"/>
+      <w:r>
+        <w:t xml:space="preserve"> Marca </w:t>
+      </w:r>
+      <w:r>
+        <w:rPr>
+          <w:b/>
+        </w:rPr>
+        <w:t>{</w:t>
+      </w:r>
+      <w:proofErr w:type="spellStart"/>
+      <w:r>
+        <w:rPr>
+          <w:b/>
+        </w:rPr>
+        <w:t>custom.Marca</w:t>
+      </w:r>
+      <w:proofErr w:type="spellEnd"/>
+      <w:r>
+        <w:rPr>
+          <w:b/>
+        </w:rPr>
+        <w:t>}</w:t>
+      </w:r>
+      <w:r>
+        <w:rPr>
+          <w:b/>
+        </w:rPr>
+        <w:t xml:space="preserve"> </w:t>
+      </w:r>
+      <w:r>
+        <w:t xml:space="preserve">Modelo </w:t>
+      </w:r>
+      <w:r>
+        <w:rPr>
+          <w:b/>
+        </w:rPr>
+        <w:t>{</w:t>
+      </w:r>
+      <w:proofErr w:type="spellStart"/>
+      <w:r>
+        <w:rPr>
+          <w:b/>
+        </w:rPr>
+        <w:t>custom.Modelo</w:t>
+      </w:r>
+      <w:proofErr w:type="spellEnd"/>
+      <w:r>
+        <w:rPr>
+          <w:b/>
+        </w:rPr>
+        <w:t>}</w:t>
+      </w:r>
+      <w:r>
+        <w:rPr>
+          <w:b/>
+        </w:rPr>
+        <w:t xml:space="preserve"> </w:t>
+      </w:r>
+      <w:r>
+        <w:t xml:space="preserve">Año </w:t>
+      </w:r>
+      <w:r>
+        <w:rPr>
+          <w:b/>
+        </w:rPr>
+        <w:t>{</w:t>
+      </w:r>
+      <w:proofErr w:type="spellStart"/>
+      <w:r>
+        <w:rPr>
+          <w:b/>
+        </w:rPr>
+        <w:t>custom.Anio</w:t>
+      </w:r>
+      <w:proofErr w:type="spellEnd"/>
+      <w:r>
+        <w:rPr>
+          <w:b/>
+        </w:rPr>
+        <w:t>}</w:t>
+      </w:r>
+      <w:r>
+        <w:rPr>
+          <w:b/>
+        </w:rPr>
+        <w:t xml:space="preserve"> </w:t>
+      </w:r>
+      <w:r>
         <w:t>con placa</w:t>
       </w:r>
       <w:r>
         <w:rPr>
           <w:spacing w:val="-2"/>
-          <w:sz w:val="22"/>
-        </w:rPr>
-        <w:t> </w:t>
-      </w:r>
-      <w:r>
-        <w:rPr>
-          <w:sz w:val="22"/>
-        </w:rPr>
+        </w:rPr>
+        <w:t xml:space="preserve"> </w:t>
+      </w:r>
+      <w:r>
         <w:t>No.</w:t>
       </w:r>
       <w:r>
         <w:rPr>
           <w:spacing w:val="-1"/>
-          <w:sz w:val="22"/>
-        </w:rPr>
-        <w:t> </w:t>
-      </w:r>
-      <w:r>
-        <w:rPr>
-          <w:b/>
-          <w:sz w:val="22"/>
-        </w:rPr>
-        <w:t>696698</w:t>
+        </w:rPr>
+        <w:t xml:space="preserve"> </w:t>
+      </w:r>
+      <w:r>
+        <w:rPr>
+          <w:b/>
+        </w:rPr>
+        <w:t>{</w:t>
+      </w:r>
+      <w:proofErr w:type="spellStart"/>
+      <w:r>
+        <w:rPr>
+          <w:b/>
+        </w:rPr>
+        <w:t>custom.Placa</w:t>
+      </w:r>
+      <w:proofErr w:type="spellEnd"/>
+      <w:r>
+        <w:rPr>
+          <w:b/>
+        </w:rPr>
+        <w:t>}</w:t>
       </w:r>
       <w:r>
         <w:rPr>
           <w:b/>
           <w:spacing w:val="-3"/>
-          <w:sz w:val="22"/>
-        </w:rPr>
-        <w:t> </w:t>
-      </w:r>
-      <w:r>
-        <w:rPr>
-          <w:sz w:val="22"/>
-        </w:rPr>
+        </w:rPr>
+        <w:t xml:space="preserve"> </w:t>
+      </w:r>
+      <w:r>
         <w:t>ha</w:t>
       </w:r>
       <w:r>
         <w:rPr>
           <w:spacing w:val="-3"/>
-          <w:sz w:val="22"/>
-        </w:rPr>
-        <w:t> </w:t>
-      </w:r>
-      <w:r>
-        <w:rPr>
-          <w:sz w:val="22"/>
-        </w:rPr>
+        </w:rPr>
+        <w:t xml:space="preserve"> </w:t>
+      </w:r>
+      <w:r>
         <w:t>sido</w:t>
       </w:r>
       <w:r>
         <w:rPr>
           <w:spacing w:val="-3"/>
-          <w:sz w:val="22"/>
-        </w:rPr>
-        <w:t> </w:t>
-      </w:r>
-      <w:r>
-        <w:rPr>
-          <w:sz w:val="22"/>
-        </w:rPr>
+        </w:rPr>
+        <w:t xml:space="preserve"> </w:t>
+      </w:r>
+      <w:r>
         <w:t>reparado a mi</w:t>
       </w:r>
       <w:r>
         <w:rPr>
           <w:spacing w:val="-1"/>
-          <w:sz w:val="22"/>
-        </w:rPr>
-        <w:t> </w:t>
-      </w:r>
-      <w:r>
-        <w:rPr>
-          <w:sz w:val="22"/>
-        </w:rPr>
+        </w:rPr>
+        <w:t xml:space="preserve"> </w:t>
+      </w:r>
+      <w:r>
         <w:t>satisfacción por orden</w:t>
       </w:r>
       <w:r>
         <w:rPr>
           <w:spacing w:val="-1"/>
-          <w:sz w:val="22"/>
-        </w:rPr>
-        <w:t> </w:t>
-      </w:r>
-      <w:r>
-        <w:rPr>
-          <w:sz w:val="22"/>
-        </w:rPr>
-        <w:t>de </w:t>
-      </w:r>
-      <w:r>
-        <w:rPr>
-          <w:b/>
-          <w:sz w:val="22"/>
+        </w:rPr>
+        <w:t xml:space="preserve"> </w:t>
+      </w:r>
+      <w:r>
+        <w:t xml:space="preserve">de </w:t>
+      </w:r>
+      <w:r>
+        <w:rPr>
+          <w:b/>
         </w:rPr>
         <w:t>ASEGURADORA</w:t>
       </w:r>
@@ -502,524 +564,447 @@
         <w:rPr>
           <w:b/>
           <w:spacing w:val="-16"/>
-          <w:sz w:val="22"/>
-        </w:rPr>
-        <w:t> </w:t>
-      </w:r>
-      <w:r>
-        <w:rPr>
-          <w:b/>
-          <w:sz w:val="22"/>
+        </w:rPr>
+        <w:t xml:space="preserve"> </w:t>
+      </w:r>
+      <w:r>
+        <w:rPr>
+          <w:b/>
         </w:rPr>
         <w:t>GLOBAL, S.A</w:t>
       </w:r>
       <w:r>
-        <w:rPr>
-          <w:sz w:val="22"/>
-        </w:rPr>
         <w:t>., la</w:t>
       </w:r>
       <w:r>
         <w:rPr>
           <w:spacing w:val="-2"/>
-          <w:sz w:val="22"/>
-        </w:rPr>
-        <w:t> </w:t>
-      </w:r>
-      <w:r>
-        <w:rPr>
-          <w:sz w:val="22"/>
-        </w:rPr>
+        </w:rPr>
+        <w:t xml:space="preserve"> </w:t>
+      </w:r>
+      <w:r>
         <w:t>cual acepto como indemnización total de todos los daños y perjuicios sufridos por mí, o que haya de</w:t>
       </w:r>
       <w:r>
         <w:rPr>
           <w:spacing w:val="40"/>
-          <w:sz w:val="22"/>
-        </w:rPr>
-        <w:t> </w:t>
-      </w:r>
-      <w:r>
-        <w:rPr>
-          <w:sz w:val="22"/>
-        </w:rPr>
+        </w:rPr>
+        <w:t xml:space="preserve"> </w:t>
+      </w:r>
+      <w:r>
         <w:t>sufrir, por razón</w:t>
       </w:r>
       <w:r>
         <w:rPr>
           <w:spacing w:val="40"/>
-          <w:sz w:val="22"/>
-        </w:rPr>
-        <w:t> </w:t>
-      </w:r>
-      <w:r>
-        <w:rPr>
-          <w:sz w:val="22"/>
-        </w:rPr>
+        </w:rPr>
+        <w:t xml:space="preserve"> </w:t>
+      </w:r>
+      <w:r>
         <w:t>del</w:t>
       </w:r>
       <w:r>
         <w:rPr>
           <w:spacing w:val="40"/>
-          <w:sz w:val="22"/>
-        </w:rPr>
-        <w:t> </w:t>
-      </w:r>
-      <w:r>
-        <w:rPr>
-          <w:sz w:val="22"/>
-        </w:rPr>
+        </w:rPr>
+        <w:t xml:space="preserve"> </w:t>
+      </w:r>
+      <w:r>
         <w:t>accidente</w:t>
       </w:r>
       <w:r>
         <w:rPr>
           <w:spacing w:val="40"/>
-          <w:sz w:val="22"/>
-        </w:rPr>
-        <w:t> </w:t>
-      </w:r>
-      <w:r>
-        <w:rPr>
-          <w:sz w:val="22"/>
-        </w:rPr>
+        </w:rPr>
+        <w:t xml:space="preserve"> </w:t>
+      </w:r>
+      <w:r>
         <w:t>que</w:t>
       </w:r>
       <w:r>
         <w:rPr>
           <w:spacing w:val="40"/>
-          <w:sz w:val="22"/>
-        </w:rPr>
-        <w:t> </w:t>
-      </w:r>
-      <w:r>
-        <w:rPr>
-          <w:sz w:val="22"/>
-        </w:rPr>
+        </w:rPr>
+        <w:t xml:space="preserve"> </w:t>
+      </w:r>
+      <w:r>
         <w:t>ocurrió</w:t>
       </w:r>
       <w:r>
         <w:rPr>
           <w:spacing w:val="40"/>
-          <w:sz w:val="22"/>
-        </w:rPr>
-        <w:t> </w:t>
-      </w:r>
-      <w:r>
-        <w:rPr>
-          <w:sz w:val="22"/>
-        </w:rPr>
+        </w:rPr>
+        <w:t xml:space="preserve"> </w:t>
+      </w:r>
+      <w:r>
         <w:t>el</w:t>
       </w:r>
       <w:r>
         <w:rPr>
           <w:spacing w:val="40"/>
-          <w:sz w:val="22"/>
-        </w:rPr>
-        <w:t> </w:t>
-      </w:r>
-      <w:r>
-        <w:rPr>
-          <w:sz w:val="22"/>
-        </w:rPr>
+        </w:rPr>
+        <w:t xml:space="preserve"> </w:t>
+      </w:r>
+      <w:r>
         <w:t>día</w:t>
       </w:r>
       <w:r>
         <w:rPr>
           <w:spacing w:val="40"/>
-          <w:sz w:val="22"/>
-        </w:rPr>
-        <w:t> </w:t>
-      </w:r>
-      <w:r>
-        <w:rPr>
-          <w:b/>
-          <w:sz w:val="22"/>
-        </w:rPr>
-        <w:t>jueves,</w:t>
+        </w:rPr>
+        <w:t xml:space="preserve"> </w:t>
+      </w:r>
+      <w:r>
+        <w:rPr>
+          <w:b/>
+        </w:rPr>
+        <w:t>{</w:t>
+      </w:r>
+      <w:proofErr w:type="spellStart"/>
+      <w:r>
+        <w:rPr>
+          <w:b/>
+        </w:rPr>
+        <w:t>custom.FechaOcurrencia</w:t>
+      </w:r>
+      <w:proofErr w:type="spellEnd"/>
+      <w:r>
+        <w:rPr>
+          <w:b/>
+        </w:rPr>
+        <w:t>}</w:t>
       </w:r>
       <w:r>
         <w:rPr>
           <w:b/>
           <w:spacing w:val="40"/>
-          <w:sz w:val="22"/>
-        </w:rPr>
-        <w:t> </w:t>
-      </w:r>
-      <w:r>
-        <w:rPr>
-          <w:b/>
-          <w:sz w:val="22"/>
-        </w:rPr>
-        <w:t>18</w:t>
-      </w:r>
-      <w:r>
-        <w:rPr>
-          <w:b/>
+        </w:rPr>
+        <w:t xml:space="preserve"> </w:t>
+      </w:r>
+      <w:r>
+        <w:t>en</w:t>
+      </w:r>
+      <w:r>
+        <w:rPr>
           <w:spacing w:val="40"/>
-          <w:sz w:val="22"/>
-        </w:rPr>
-        <w:t> </w:t>
-      </w:r>
-      <w:r>
-        <w:rPr>
-          <w:b/>
-          <w:sz w:val="22"/>
-        </w:rPr>
-        <w:t>de</w:t>
-      </w:r>
-      <w:r>
-        <w:rPr>
-          <w:b/>
+        </w:rPr>
+        <w:t xml:space="preserve"> </w:t>
+      </w:r>
+      <w:r>
+        <w:t>atención</w:t>
+      </w:r>
+      <w:r>
+        <w:rPr>
           <w:spacing w:val="40"/>
-          <w:sz w:val="22"/>
-        </w:rPr>
-        <w:t> </w:t>
-      </w:r>
-      <w:r>
-        <w:rPr>
-          <w:b/>
-          <w:sz w:val="22"/>
-        </w:rPr>
-        <w:t>agosto</w:t>
-      </w:r>
-      <w:r>
-        <w:rPr>
-          <w:b/>
+        </w:rPr>
+        <w:t xml:space="preserve"> </w:t>
+      </w:r>
+      <w:r>
+        <w:t>a</w:t>
+      </w:r>
+      <w:r>
+        <w:rPr>
           <w:spacing w:val="40"/>
-          <w:sz w:val="22"/>
-        </w:rPr>
-        <w:t> </w:t>
-      </w:r>
-      <w:r>
-        <w:rPr>
-          <w:b/>
-          <w:sz w:val="22"/>
-        </w:rPr>
-        <w:t>de</w:t>
-      </w:r>
-      <w:r>
-        <w:rPr>
-          <w:b/>
+        </w:rPr>
+        <w:t xml:space="preserve"> </w:t>
+      </w:r>
+      <w:r>
+        <w:t>la</w:t>
+      </w:r>
+      <w:r>
+        <w:rPr>
           <w:spacing w:val="40"/>
-          <w:sz w:val="22"/>
-        </w:rPr>
-        <w:t> </w:t>
-      </w:r>
-      <w:r>
-        <w:rPr>
-          <w:b/>
-          <w:sz w:val="22"/>
-        </w:rPr>
-        <w:t>2016</w:t>
-      </w:r>
-      <w:r>
-        <w:rPr>
-          <w:b/>
+        </w:rPr>
+        <w:t xml:space="preserve"> </w:t>
+      </w:r>
+      <w:r>
+        <w:t>póliza</w:t>
+      </w:r>
+      <w:r>
+        <w:rPr>
           <w:spacing w:val="40"/>
-          <w:sz w:val="22"/>
-        </w:rPr>
-        <w:t> </w:t>
-      </w:r>
-      <w:r>
-        <w:rPr>
-          <w:sz w:val="22"/>
-        </w:rPr>
-        <w:t>en</w:t>
+        </w:rPr>
+        <w:t xml:space="preserve"> </w:t>
+      </w:r>
+      <w:r>
+        <w:t>No.</w:t>
       </w:r>
       <w:r>
         <w:rPr>
           <w:spacing w:val="40"/>
-          <w:sz w:val="22"/>
-        </w:rPr>
-        <w:t> </w:t>
-      </w:r>
-      <w:r>
-        <w:rPr>
-          <w:sz w:val="22"/>
-        </w:rPr>
-        <w:t>atención</w:t>
+        </w:rPr>
+        <w:t xml:space="preserve"> </w:t>
+      </w:r>
+      <w:r>
+        <w:rPr>
+          <w:b/>
+        </w:rPr>
+        <w:t>{</w:t>
+      </w:r>
+      <w:proofErr w:type="spellStart"/>
+      <w:r>
+        <w:rPr>
+          <w:b/>
+        </w:rPr>
+        <w:t>custom.NumeroPoliza</w:t>
+      </w:r>
+      <w:proofErr w:type="spellEnd"/>
+      <w:r>
+        <w:rPr>
+          <w:b/>
+        </w:rPr>
+        <w:t>}</w:t>
+      </w:r>
+      <w:r>
+        <w:rPr>
+          <w:b/>
+        </w:rPr>
+        <w:t xml:space="preserve"> </w:t>
+      </w:r>
+      <w:r>
+        <w:t>, en consecuencia, renuncio definitivamente a cualquier reclamo,</w:t>
       </w:r>
       <w:r>
         <w:rPr>
           <w:spacing w:val="40"/>
-          <w:sz w:val="22"/>
-        </w:rPr>
-        <w:t> </w:t>
-      </w:r>
-      <w:r>
-        <w:rPr>
-          <w:sz w:val="22"/>
-        </w:rPr>
-        <w:t>a</w:t>
-      </w:r>
-      <w:r>
-        <w:rPr>
-          <w:spacing w:val="40"/>
-          <w:sz w:val="22"/>
-        </w:rPr>
-        <w:t> </w:t>
-      </w:r>
-      <w:r>
-        <w:rPr>
-          <w:sz w:val="22"/>
-        </w:rPr>
-        <w:t>la</w:t>
-      </w:r>
-      <w:r>
-        <w:rPr>
-          <w:spacing w:val="40"/>
-          <w:sz w:val="22"/>
-        </w:rPr>
-        <w:t> </w:t>
-      </w:r>
-      <w:r>
-        <w:rPr>
-          <w:sz w:val="22"/>
-        </w:rPr>
-        <w:t>póliza</w:t>
-      </w:r>
-      <w:r>
-        <w:rPr>
-          <w:spacing w:val="40"/>
-          <w:sz w:val="22"/>
-        </w:rPr>
-        <w:t> </w:t>
-      </w:r>
-      <w:r>
-        <w:rPr>
-          <w:sz w:val="22"/>
-        </w:rPr>
-        <w:t>No.</w:t>
-      </w:r>
-      <w:r>
-        <w:rPr>
-          <w:spacing w:val="40"/>
-          <w:sz w:val="22"/>
-        </w:rPr>
-        <w:t> </w:t>
-      </w:r>
-      <w:r>
-        <w:rPr>
-          <w:b/>
-          <w:sz w:val="22"/>
-        </w:rPr>
-        <w:t>AU-NICO3-46759-0 </w:t>
-      </w:r>
-      <w:r>
-        <w:rPr>
-          <w:sz w:val="22"/>
-        </w:rPr>
-        <w:t>, en consecuencia, renuncio definitivamente a cualquier reclamo,</w:t>
-      </w:r>
-      <w:r>
-        <w:rPr>
-          <w:spacing w:val="40"/>
-          <w:sz w:val="22"/>
-        </w:rPr>
-        <w:t> </w:t>
-      </w:r>
-      <w:r>
-        <w:rPr>
-          <w:sz w:val="22"/>
-        </w:rPr>
-        <w:t>demanda, acción penal o civil, pretensión penal o civil, o indemnización en el presente, o en el futuro en contra de </w:t>
-      </w:r>
-      <w:r>
-        <w:rPr>
-          <w:b/>
-          <w:sz w:val="22"/>
-        </w:rPr>
-        <w:t>ASEGURADORA GLOBAL, S.A., </w:t>
-      </w:r>
-      <w:r>
-        <w:rPr>
-          <w:sz w:val="22"/>
-        </w:rPr>
-        <w:t>sus agentes o Representantes. Y </w:t>
-      </w:r>
-      <w:r>
-        <w:rPr>
-          <w:b/>
-          <w:sz w:val="22"/>
-        </w:rPr>
-        <w:t>BARCO MENA HUMBERTO </w:t>
-      </w:r>
-      <w:r>
-        <w:rPr>
-          <w:sz w:val="22"/>
-        </w:rPr>
-        <w:t>Y </w:t>
-      </w:r>
-      <w:r>
-        <w:rPr>
-          <w:b/>
-          <w:sz w:val="22"/>
-        </w:rPr>
-        <w:t>HUMBERTO BARCO</w:t>
+        </w:rPr>
+        <w:t xml:space="preserve"> </w:t>
+      </w:r>
+      <w:r>
+        <w:t xml:space="preserve">demanda, acción penal o civil, pretensión penal o civil, o indemnización en el presente, o en el futuro en contra de </w:t>
+      </w:r>
+      <w:r>
+        <w:rPr>
+          <w:b/>
+        </w:rPr>
+        <w:t xml:space="preserve">ASEGURADORA GLOBAL, S.A., </w:t>
+      </w:r>
+      <w:r>
+        <w:t xml:space="preserve">sus agentes o Representantes. Y </w:t>
+      </w:r>
+      <w:r>
+        <w:rPr>
+          <w:b/>
+        </w:rPr>
+        <w:t>{</w:t>
+      </w:r>
+      <w:proofErr w:type="spellStart"/>
+      <w:r>
+        <w:rPr>
+          <w:b/>
+        </w:rPr>
+        <w:t>custom.</w:t>
+      </w:r>
+      <w:r>
+        <w:rPr>
+          <w:b/>
+        </w:rPr>
+        <w:t>Propietario</w:t>
+      </w:r>
+      <w:proofErr w:type="spellEnd"/>
+      <w:r>
+        <w:rPr>
+          <w:b/>
+        </w:rPr>
+        <w:t>}</w:t>
+      </w:r>
+      <w:r>
+        <w:rPr>
+          <w:b/>
+        </w:rPr>
+        <w:t xml:space="preserve"> </w:t>
+      </w:r>
+      <w:r>
+        <w:rPr>
+          <w:bCs/>
+        </w:rPr>
+        <w:t>y</w:t>
+      </w:r>
+      <w:r>
+        <w:rPr>
+          <w:b/>
+        </w:rPr>
+        <w:t xml:space="preserve"> {</w:t>
+      </w:r>
+      <w:proofErr w:type="spellStart"/>
+      <w:r>
+        <w:rPr>
+          <w:b/>
+        </w:rPr>
+        <w:t>custom.</w:t>
+      </w:r>
+      <w:r>
+        <w:rPr>
+          <w:b/>
+        </w:rPr>
+        <w:t>Nombre</w:t>
+      </w:r>
+      <w:r>
+        <w:rPr>
+          <w:b/>
+        </w:rPr>
+        <w:t>Asegurado</w:t>
+      </w:r>
+      <w:proofErr w:type="spellEnd"/>
+      <w:r>
+        <w:rPr>
+          <w:b/>
+        </w:rPr>
+        <w:t>}</w:t>
+      </w:r>
+      <w:r>
+        <w:rPr>
+          <w:b/>
+        </w:rPr>
+        <w:t>.</w:t>
       </w:r>
     </w:p>
     <w:p>
       <w:pPr>
-        <w:spacing w:line="240" w:lineRule="auto" w:before="118"/>
-        <w:rPr>
-          <w:b/>
-          <w:sz w:val="22"/>
+        <w:spacing w:before="118"/>
+        <w:rPr>
+          <w:b/>
         </w:rPr>
       </w:pPr>
     </w:p>
     <w:p>
       <w:pPr>
-        <w:pStyle w:val="Heading1"/>
+        <w:pStyle w:val="Ttulo1"/>
       </w:pPr>
       <w:r>
-        <w:rPr/>
         <w:t>Con</w:t>
       </w:r>
       <w:r>
         <w:rPr>
           <w:spacing w:val="11"/>
         </w:rPr>
-        <w:t> </w:t>
-      </w:r>
-      <w:r>
-        <w:rPr/>
+        <w:t xml:space="preserve"> </w:t>
+      </w:r>
+      <w:r>
         <w:t>motivo</w:t>
       </w:r>
       <w:r>
         <w:rPr>
           <w:spacing w:val="11"/>
         </w:rPr>
-        <w:t> </w:t>
-      </w:r>
-      <w:r>
-        <w:rPr/>
+        <w:t xml:space="preserve"> </w:t>
+      </w:r>
+      <w:r>
         <w:t>del</w:t>
       </w:r>
       <w:r>
         <w:rPr>
           <w:spacing w:val="10"/>
         </w:rPr>
-        <w:t> </w:t>
-      </w:r>
-      <w:r>
-        <w:rPr/>
+        <w:t xml:space="preserve"> </w:t>
+      </w:r>
+      <w:r>
         <w:t>accidente</w:t>
       </w:r>
       <w:r>
         <w:rPr>
           <w:spacing w:val="11"/>
         </w:rPr>
-        <w:t> </w:t>
-      </w:r>
-      <w:r>
-        <w:rPr/>
+        <w:t xml:space="preserve"> </w:t>
+      </w:r>
+      <w:r>
         <w:t>antes</w:t>
       </w:r>
       <w:r>
         <w:rPr>
           <w:spacing w:val="11"/>
         </w:rPr>
-        <w:t> </w:t>
-      </w:r>
-      <w:r>
-        <w:rPr/>
+        <w:t xml:space="preserve"> </w:t>
+      </w:r>
+      <w:r>
         <w:t>mencionado,</w:t>
       </w:r>
       <w:r>
         <w:rPr>
           <w:spacing w:val="20"/>
         </w:rPr>
-        <w:t> </w:t>
-      </w:r>
-      <w:r>
-        <w:rPr/>
+        <w:t xml:space="preserve"> </w:t>
+      </w:r>
+      <w:r>
         <w:t>y</w:t>
       </w:r>
       <w:r>
         <w:rPr>
           <w:spacing w:val="12"/>
         </w:rPr>
-        <w:t> </w:t>
-      </w:r>
-      <w:r>
-        <w:rPr/>
+        <w:t xml:space="preserve"> </w:t>
+      </w:r>
+      <w:r>
         <w:t>para</w:t>
       </w:r>
       <w:r>
         <w:rPr>
           <w:spacing w:val="14"/>
         </w:rPr>
-        <w:t> </w:t>
-      </w:r>
-      <w:r>
-        <w:rPr/>
+        <w:t xml:space="preserve"> </w:t>
+      </w:r>
+      <w:r>
         <w:t>constancia</w:t>
       </w:r>
       <w:r>
         <w:rPr>
           <w:spacing w:val="13"/>
         </w:rPr>
-        <w:t> </w:t>
-      </w:r>
-      <w:r>
-        <w:rPr/>
+        <w:t xml:space="preserve"> </w:t>
+      </w:r>
+      <w:r>
         <w:t>firmo</w:t>
       </w:r>
       <w:r>
         <w:rPr>
           <w:spacing w:val="13"/>
         </w:rPr>
-        <w:t> </w:t>
-      </w:r>
-      <w:r>
-        <w:rPr/>
+        <w:t xml:space="preserve"> </w:t>
+      </w:r>
+      <w:r>
         <w:t>el</w:t>
       </w:r>
       <w:r>
         <w:rPr>
           <w:spacing w:val="15"/>
         </w:rPr>
-        <w:t> </w:t>
-      </w:r>
-      <w:r>
-        <w:rPr/>
+        <w:t xml:space="preserve"> </w:t>
+      </w:r>
+      <w:r>
         <w:t>presente</w:t>
       </w:r>
       <w:r>
         <w:rPr>
           <w:spacing w:val="12"/>
         </w:rPr>
-        <w:t> </w:t>
-      </w:r>
-      <w:r>
-        <w:rPr/>
+        <w:t xml:space="preserve"> </w:t>
+      </w:r>
+      <w:r>
         <w:t>documento</w:t>
       </w:r>
       <w:r>
         <w:rPr>
           <w:spacing w:val="13"/>
         </w:rPr>
-        <w:t> </w:t>
-      </w:r>
-      <w:r>
-        <w:rPr/>
+        <w:t xml:space="preserve"> </w:t>
+      </w:r>
+      <w:r>
         <w:t>en</w:t>
       </w:r>
       <w:r>
         <w:rPr>
           <w:spacing w:val="15"/>
         </w:rPr>
-        <w:t> </w:t>
-      </w:r>
-      <w:r>
-        <w:rPr/>
+        <w:t xml:space="preserve"> </w:t>
+      </w:r>
+      <w:r>
         <w:t>la</w:t>
       </w:r>
       <w:r>
         <w:rPr>
           <w:spacing w:val="13"/>
         </w:rPr>
-        <w:t> </w:t>
+        <w:t xml:space="preserve"> </w:t>
       </w:r>
       <w:r>
         <w:rPr>
@@ -1028,33 +1013,25 @@
         <w:t>Ciudad</w:t>
       </w:r>
     </w:p>
+    <w:p/>
     <w:p>
       <w:pPr>
-        <w:spacing w:line="240" w:lineRule="auto" w:before="0"/>
-        <w:rPr>
-          <w:sz w:val="22"/>
-        </w:rPr>
+        <w:spacing w:before="4"/>
       </w:pPr>
     </w:p>
     <w:p>
       <w:pPr>
-        <w:spacing w:line="240" w:lineRule="auto" w:before="4"/>
-        <w:rPr>
-          <w:sz w:val="22"/>
-        </w:rPr>
-      </w:pPr>
-    </w:p>
-    <w:p>
-      <w:pPr>
-        <w:pStyle w:val="BodyText"/>
+        <w:pStyle w:val="Textoindependiente"/>
         <w:ind w:left="240"/>
       </w:pPr>
       <w:r>
-        <w:rPr/>
+        <w:rPr>
+          <w:noProof/>
+        </w:rPr>
         <mc:AlternateContent>
           <mc:Choice Requires="wps">
             <w:drawing>
-              <wp:anchor distT="0" distB="0" distL="0" distR="0" allowOverlap="1" layoutInCell="1" locked="0" behindDoc="0" simplePos="0" relativeHeight="15729152">
+              <wp:anchor distT="0" distB="0" distL="0" distR="0" simplePos="0" relativeHeight="15729152" behindDoc="0" locked="0" layoutInCell="1" allowOverlap="1" wp14:anchorId="7A334601" wp14:editId="1C118103">
                 <wp:simplePos x="0" y="0"/>
                 <wp:positionH relativeFrom="page">
                   <wp:posOffset>1295400</wp:posOffset>
@@ -1067,13 +1044,14 @@
                 <wp:wrapNone/>
                 <wp:docPr id="3" name="Graphic 3"/>
                 <wp:cNvGraphicFramePr>
-                  <a:graphicFrameLocks/>
+                  <a:graphicFrameLocks xmlns:a="http://schemas.openxmlformats.org/drawingml/2006/main"/>
                 </wp:cNvGraphicFramePr>
-                <a:graphic>
+                <a:graphic xmlns:a="http://schemas.openxmlformats.org/drawingml/2006/main">
                   <a:graphicData uri="http://schemas.microsoft.com/office/word/2010/wordprocessingShape">
                     <wps:wsp>
-                      <wps:cNvPr id="3" name="Graphic 3"/>
-                      <wps:cNvSpPr/>
+                      <wps:cNvSpPr>
+                        <a:spLocks/>
+                      </wps:cNvSpPr>
                       <wps:spPr>
                         <a:xfrm>
                           <a:off x="0" y="0"/>
@@ -1124,10 +1102,10 @@
           </mc:Choice>
           <mc:Fallback>
             <w:pict>
-              <v:rect style="position:absolute;margin-left:102pt;margin-top:6.1457pt;width:147.719998pt;height:.959999pt;mso-position-horizontal-relative:page;mso-position-vertical-relative:paragraph;z-index:15729152" id="docshape2" filled="true" fillcolor="#000000" stroked="false">
-                <v:fill type="solid"/>
-                <w10:wrap type="none"/>
-              </v:rect>
+              <v:shape w14:anchorId="2EFE4F49" id="Graphic 3" o:spid="_x0000_s1026" style="position:absolute;margin-left:102pt;margin-top:6.15pt;width:147.75pt;height:1pt;z-index:15729152;visibility:visible;mso-wrap-style:square;mso-wrap-distance-left:0;mso-wrap-distance-top:0;mso-wrap-distance-right:0;mso-wrap-distance-bottom:0;mso-position-horizontal:absolute;mso-position-horizontal-relative:page;mso-position-vertical:absolute;mso-position-vertical-relative:text;v-text-anchor:top" coordsize="1876425,12700" o:gfxdata="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" path="m1876043,12191l,12191,,,1876043,r,12191xe" fillcolor="black" stroked="f">
+                <v:path arrowok="t"/>
+                <w10:wrap anchorx="page"/>
+              </v:shape>
             </w:pict>
           </mc:Fallback>
         </mc:AlternateContent>
@@ -1141,7 +1119,7 @@
     </w:p>
     <w:p>
       <w:pPr>
-        <w:spacing w:line="240" w:lineRule="auto" w:before="140"/>
+        <w:spacing w:before="140"/>
         <w:rPr>
           <w:b/>
           <w:sz w:val="20"/>
@@ -1150,15 +1128,17 @@
     </w:p>
     <w:p>
       <w:pPr>
-        <w:pStyle w:val="BodyText"/>
+        <w:pStyle w:val="Textoindependiente"/>
         <w:ind w:left="240"/>
       </w:pPr>
       <w:r>
-        <w:rPr/>
+        <w:rPr>
+          <w:noProof/>
+        </w:rPr>
         <mc:AlternateContent>
           <mc:Choice Requires="wps">
             <w:drawing>
-              <wp:anchor distT="0" distB="0" distL="0" distR="0" allowOverlap="1" layoutInCell="1" locked="0" behindDoc="0" simplePos="0" relativeHeight="15728640">
+              <wp:anchor distT="0" distB="0" distL="0" distR="0" simplePos="0" relativeHeight="15728640" behindDoc="0" locked="0" layoutInCell="1" allowOverlap="1" wp14:anchorId="668F1240" wp14:editId="19BC0A01">
                 <wp:simplePos x="0" y="0"/>
                 <wp:positionH relativeFrom="page">
                   <wp:posOffset>1295400</wp:posOffset>
@@ -1171,13 +1151,14 @@
                 <wp:wrapNone/>
                 <wp:docPr id="4" name="Graphic 4"/>
                 <wp:cNvGraphicFramePr>
-                  <a:graphicFrameLocks/>
+                  <a:graphicFrameLocks xmlns:a="http://schemas.openxmlformats.org/drawingml/2006/main"/>
                 </wp:cNvGraphicFramePr>
-                <a:graphic>
+                <a:graphic xmlns:a="http://schemas.openxmlformats.org/drawingml/2006/main">
                   <a:graphicData uri="http://schemas.microsoft.com/office/word/2010/wordprocessingShape">
                     <wps:wsp>
-                      <wps:cNvPr id="4" name="Graphic 4"/>
-                      <wps:cNvSpPr/>
+                      <wps:cNvSpPr>
+                        <a:spLocks/>
+                      </wps:cNvSpPr>
                       <wps:spPr>
                         <a:xfrm>
                           <a:off x="0" y="0"/>
@@ -1228,10 +1209,10 @@
           </mc:Choice>
           <mc:Fallback>
             <w:pict>
-              <v:rect style="position:absolute;margin-left:102pt;margin-top:6.147632pt;width:147.719998pt;height:.960022pt;mso-position-horizontal-relative:page;mso-position-vertical-relative:paragraph;z-index:15728640" id="docshape3" filled="true" fillcolor="#000000" stroked="false">
-                <v:fill type="solid"/>
-                <w10:wrap type="none"/>
-              </v:rect>
+              <v:shape w14:anchorId="77CF53E6" id="Graphic 4" o:spid="_x0000_s1026" style="position:absolute;margin-left:102pt;margin-top:6.15pt;width:147.75pt;height:1pt;z-index:15728640;visibility:visible;mso-wrap-style:square;mso-wrap-distance-left:0;mso-wrap-distance-top:0;mso-wrap-distance-right:0;mso-wrap-distance-bottom:0;mso-position-horizontal:absolute;mso-position-horizontal-relative:page;mso-position-vertical:absolute;mso-position-vertical-relative:text;v-text-anchor:top" coordsize="1876425,12700" o:gfxdata="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" path="m1876043,12192l,12192,,,1876043,r,12192xe" fillcolor="black" stroked="f">
+                <v:path arrowok="t"/>
+                <w10:wrap anchorx="page"/>
+              </v:shape>
             </w:pict>
           </mc:Fallback>
         </mc:AlternateContent>
@@ -1245,7 +1226,6 @@
     </w:p>
     <w:p>
       <w:pPr>
-        <w:spacing w:line="240" w:lineRule="auto" w:before="0"/>
         <w:rPr>
           <w:b/>
           <w:sz w:val="20"/>
@@ -1254,19 +1234,29 @@
     </w:p>
     <w:p>
       <w:pPr>
-        <w:spacing w:line="240" w:lineRule="auto" w:before="30"/>
+        <w:tabs>
+          <w:tab w:val="left" w:pos="2790"/>
+        </w:tabs>
+        <w:spacing w:before="30"/>
         <w:rPr>
           <w:b/>
           <w:sz w:val="20"/>
         </w:rPr>
       </w:pPr>
+      <w:r>
+        <w:rPr>
+          <w:b/>
+          <w:sz w:val="20"/>
+        </w:rPr>
+        <w:tab/>
+      </w:r>
     </w:p>
     <w:p>
       <w:pPr>
-        <w:pStyle w:val="BodyText"/>
+        <w:pStyle w:val="Textoindependiente"/>
         <w:tabs>
-          <w:tab w:pos="1634" w:val="left" w:leader="none"/>
-          <w:tab w:pos="1675" w:val="left" w:leader="none"/>
+          <w:tab w:val="left" w:pos="1634"/>
+          <w:tab w:val="left" w:pos="1675"/>
         </w:tabs>
         <w:spacing w:line="249" w:lineRule="auto"/>
         <w:ind w:left="240" w:right="6427"/>
@@ -1278,40 +1268,99 @@
         <w:t>Reclamo:</w:t>
       </w:r>
       <w:r>
-        <w:rPr/>
         <w:tab/>
-        <w:t>11366</w:t>
+      </w:r>
+      <w:r>
+        <w:t>{</w:t>
+      </w:r>
+      <w:proofErr w:type="spellStart"/>
+      <w:r>
+        <w:t>custom.IdReclamo</w:t>
+      </w:r>
+      <w:proofErr w:type="spellEnd"/>
+      <w:r>
+        <w:t>}</w:t>
       </w:r>
       <w:r>
         <w:rPr>
           <w:spacing w:val="40"/>
         </w:rPr>
-        <w:t> </w:t>
-      </w:r>
-      <w:r>
-        <w:rPr/>
-        <w:t>-</w:t>
+        <w:t xml:space="preserve"> </w:t>
+      </w:r>
+      <w:r>
+        <w:t>–</w:t>
       </w:r>
       <w:r>
         <w:rPr>
           <w:spacing w:val="80"/>
         </w:rPr>
-        <w:t> </w:t>
-      </w:r>
-      <w:r>
-        <w:rPr/>
-        <w:t>AU-NICO3-46759-0 Asegurado(a):</w:t>
+        <w:t xml:space="preserve"> </w:t>
+      </w:r>
+      <w:r>
+        <w:t>{</w:t>
+      </w:r>
+      <w:proofErr w:type="spellStart"/>
+      <w:r>
+        <w:t>custom.NumeroPoliza</w:t>
+      </w:r>
+      <w:proofErr w:type="spellEnd"/>
+      <w:r>
+        <w:t>}</w:t>
+      </w:r>
+      <w:r>
+        <w:t xml:space="preserve"> </w:t>
+      </w:r>
+    </w:p>
+    <w:p>
+      <w:pPr>
+        <w:pStyle w:val="Textoindependiente"/>
+        <w:tabs>
+          <w:tab w:val="left" w:pos="1634"/>
+          <w:tab w:val="left" w:pos="1675"/>
+        </w:tabs>
+        <w:spacing w:line="249" w:lineRule="auto"/>
+        <w:ind w:left="240" w:right="6427"/>
+      </w:pPr>
+      <w:r>
+        <w:t>Asegurado(a):</w:t>
       </w:r>
       <w:r>
         <w:rPr>
           <w:spacing w:val="40"/>
         </w:rPr>
-        <w:t> </w:t>
-      </w:r>
-      <w:r>
-        <w:rPr/>
-        <w:t>BARCO MENA HUMBERTO </w:t>
-      </w:r>
+        <w:t xml:space="preserve"> </w:t>
+      </w:r>
+      <w:r>
+        <w:t>{</w:t>
+      </w:r>
+      <w:proofErr w:type="spellStart"/>
+      <w:r>
+        <w:t>custom.</w:t>
+      </w:r>
+      <w:r>
+        <w:t>Nombre</w:t>
+      </w:r>
+      <w:r>
+        <w:t>Asegurado</w:t>
+      </w:r>
+      <w:proofErr w:type="spellEnd"/>
+      <w:r>
+        <w:t>}</w:t>
+      </w:r>
+      <w:r>
+        <w:t xml:space="preserve"> </w:t>
+      </w:r>
+    </w:p>
+    <w:p>
+      <w:pPr>
+        <w:pStyle w:val="Textoindependiente"/>
+        <w:tabs>
+          <w:tab w:val="left" w:pos="1634"/>
+          <w:tab w:val="left" w:pos="1675"/>
+        </w:tabs>
+        <w:spacing w:line="249" w:lineRule="auto"/>
+        <w:ind w:left="240" w:right="6427"/>
+      </w:pPr>
       <w:r>
         <w:rPr>
           <w:spacing w:val="-2"/>
@@ -1319,58 +1368,59 @@
         <w:t>Afectado(a):</w:t>
       </w:r>
       <w:r>
-        <w:rPr/>
-        <w:tab/>
-        <w:tab/>
-        <w:t>ARIEL</w:t>
-      </w:r>
-      <w:r>
-        <w:rPr>
-          <w:spacing w:val="-14"/>
-        </w:rPr>
-        <w:t> </w:t>
-      </w:r>
-      <w:r>
-        <w:rPr/>
-        <w:t>ENRIQUE</w:t>
-      </w:r>
-      <w:r>
-        <w:rPr>
-          <w:spacing w:val="-14"/>
-        </w:rPr>
-        <w:t> </w:t>
-      </w:r>
-      <w:r>
-        <w:rPr/>
-        <w:t>FRUTO</w:t>
-      </w:r>
-      <w:r>
-        <w:rPr>
-          <w:spacing w:val="-14"/>
-        </w:rPr>
-        <w:t> </w:t>
-      </w:r>
-      <w:r>
-        <w:rPr/>
-        <w:t>URENA</w:t>
+        <w:rPr>
+          <w:spacing w:val="-2"/>
+        </w:rPr>
+        <w:t xml:space="preserve"> </w:t>
+      </w:r>
+      <w:r>
+        <w:t>{</w:t>
+      </w:r>
+      <w:proofErr w:type="spellStart"/>
+      <w:r>
+        <w:t>custom.Propietario</w:t>
+      </w:r>
+      <w:proofErr w:type="spellEnd"/>
+      <w:r>
+        <w:t>}</w:t>
       </w:r>
     </w:p>
     <w:sectPr>
-      <w:footerReference w:type="default" r:id="rId5"/>
+      <w:footerReference w:type="default" r:id="rId7"/>
       <w:type w:val="continuous"/>
       <w:pgSz w:w="12240" w:h="15840"/>
-      <w:pgMar w:header="0" w:footer="330" w:top="480" w:bottom="560" w:left="360" w:right="720"/>
+      <w:pgMar w:top="480" w:right="720" w:bottom="560" w:left="360" w:header="0" w:footer="330" w:gutter="0"/>
       <w:pgNumType w:start="1"/>
+      <w:cols w:space="720"/>
     </w:sectPr>
   </w:body>
 </w:document>
 </file>
 
+<file path=word/endnotes.xml><?xml version="1.0" encoding="utf-8"?>
+<w:endnotes xmlns:wpc="http://schemas.microsoft.com/office/word/2010/wordprocessingCanvas" xmlns:cx="http://schemas.microsoft.com/office/drawing/2014/chartex" xmlns:cx1="http://schemas.microsoft.com/office/drawing/2015/9/8/chartex" xmlns:cx2="http://schemas.microsoft.com/office/drawing/2015/10/21/chartex" xmlns:cx3="http://schemas.microsoft.com/office/drawing/2016/5/9/chartex" xmlns:cx4="http://schemas.microsoft.com/office/drawing/2016/5/10/chartex" xmlns:cx5="http://schemas.microsoft.com/office/drawing/2016/5/11/chartex" xmlns:cx6="http://schemas.microsoft.com/office/drawing/2016/5/12/chartex" xmlns:cx7="http://schemas.microsoft.com/office/drawing/2016/5/13/chartex" xmlns:cx8="http://schemas.microsoft.com/office/drawing/2016/5/14/chartex" xmlns:mc="http://schemas.openxmlformats.org/markup-compatibility/2006" xmlns:aink="http://schemas.microsoft.com/office/drawing/2016/ink" xmlns:am3d="http://schemas.microsoft.com/office/drawing/2017/model3d" xmlns:o="urn:schemas-microsoft-com:office:office" xmlns:oel="http://schemas.microsoft.com/office/2019/extlst" xmlns:r="http://schemas.openxmlformats.org/officeDocument/2006/relationships" xmlns:m="http://schemas.openxmlformats.org/officeDocument/2006/math" xmlns:v="urn:schemas-microsoft-com:vml" xmlns:wp14="http://schemas.microsoft.com/office/word/2010/wordprocessingDrawing" xmlns:wp="http://schemas.openxmlformats.org/drawingml/2006/wordprocessingDrawing" xmlns:w10="urn:schemas-microsoft-com:office:word" xmlns:w="http://schemas.openxmlformats.org/wordprocessingml/2006/main" xmlns:w14="http://schemas.microsoft.com/office/word/2010/wordml" xmlns:w15="http://schemas.microsoft.com/office/word/2012/wordml" xmlns:w16cex="http://schemas.microsoft.com/office/word/2018/wordml/cex" xmlns:w16cid="http://schemas.microsoft.com/office/word/2016/wordml/cid" xmlns:w16="http://schemas.microsoft.com/office/word/2018/wordml" xmlns:w16sdtdh="http://schemas.microsoft.com/office/word/2020/wordml/sdtdatahash" xmlns:w16se="http://schemas.microsoft.com/office/word/2015/wordml/symex" xmlns:wpg="http://schemas.microsoft.com/office/word/2010/wordprocessingGroup" xmlns:wpi="http://schemas.microsoft.com/office/word/2010/wordprocessingInk" xmlns:wne="http://schemas.microsoft.com/office/word/2006/wordml" xmlns:wps="http://schemas.microsoft.com/office/word/2010/wordprocessingShape" mc:Ignorable="w14 w15 w16se w16cid w16 w16cex w16sdtdh wp14">
+  <w:endnote w:type="separator" w:id="-1">
+    <w:p>
+      <w:r>
+        <w:separator/>
+      </w:r>
+    </w:p>
+  </w:endnote>
+  <w:endnote w:type="continuationSeparator" w:id="0">
+    <w:p>
+      <w:r>
+        <w:continuationSeparator/>
+      </w:r>
+    </w:p>
+  </w:endnote>
+</w:endnotes>
+</file>
+
 <file path=word/footer1.xml><?xml version="1.0" encoding="utf-8"?>
-<w:ftr xmlns:mc="http://schemas.openxmlformats.org/markup-compatibility/2006" xmlns:ve="http://schemas.openxmlformats.org/markup-compatibility/2006" xmlns:o="urn:schemas-microsoft-com:office:office" xmlns:r="http://schemas.openxmlformats.org/officeDocument/2006/relationships" xmlns:m="http://schemas.openxmlformats.org/officeDocument/2006/math" xmlns:v="urn:schemas-microsoft-com:vml" xmlns:wp="http://schemas.openxmlformats.org/drawingml/2006/wordprocessingDrawing" xmlns:w10="urn:schemas-microsoft-com:office:word" xmlns:w="http://schemas.openxmlformats.org/wordprocessingml/2006/main" xmlns:wne="http://schemas.microsoft.com/office/word/2006/wordml" xmlns:a="http://schemas.openxmlformats.org/drawingml/2006/main" xmlns:pic="http://schemas.openxmlformats.org/drawingml/2006/picture" xmlns:wpg="http://schemas.microsoft.com/office/word/2010/wordprocessingGroup" xmlns:wps="http://schemas.microsoft.com/office/word/2010/wordprocessingShape" xmlns:w14="http://schemas.microsoft.com/office/word/2010/wordml" mc:Ignorable="w14" xml:space="preserve">
+<w:ftr xmlns:wpc="http://schemas.microsoft.com/office/word/2010/wordprocessingCanvas" xmlns:cx="http://schemas.microsoft.com/office/drawing/2014/chartex" xmlns:cx1="http://schemas.microsoft.com/office/drawing/2015/9/8/chartex" xmlns:cx2="http://schemas.microsoft.com/office/drawing/2015/10/21/chartex" xmlns:cx3="http://schemas.microsoft.com/office/drawing/2016/5/9/chartex" xmlns:cx4="http://schemas.microsoft.com/office/drawing/2016/5/10/chartex" xmlns:cx5="http://schemas.microsoft.com/office/drawing/2016/5/11/chartex" xmlns:cx6="http://schemas.microsoft.com/office/drawing/2016/5/12/chartex" xmlns:cx7="http://schemas.microsoft.com/office/drawing/2016/5/13/chartex" xmlns:cx8="http://schemas.microsoft.com/office/drawing/2016/5/14/chartex" xmlns:mc="http://schemas.openxmlformats.org/markup-compatibility/2006" xmlns:aink="http://schemas.microsoft.com/office/drawing/2016/ink" xmlns:am3d="http://schemas.microsoft.com/office/drawing/2017/model3d" xmlns:o="urn:schemas-microsoft-com:office:office" xmlns:oel="http://schemas.microsoft.com/office/2019/extlst" xmlns:r="http://schemas.openxmlformats.org/officeDocument/2006/relationships" xmlns:m="http://schemas.openxmlformats.org/officeDocument/2006/math" xmlns:v="urn:schemas-microsoft-com:vml" xmlns:wp14="http://schemas.microsoft.com/office/word/2010/wordprocessingDrawing" xmlns:wp="http://schemas.openxmlformats.org/drawingml/2006/wordprocessingDrawing" xmlns:w10="urn:schemas-microsoft-com:office:word" xmlns:w="http://schemas.openxmlformats.org/wordprocessingml/2006/main" xmlns:w14="http://schemas.microsoft.com/office/word/2010/wordml" xmlns:w15="http://schemas.microsoft.com/office/word/2012/wordml" xmlns:w16cex="http://schemas.microsoft.com/office/word/2018/wordml/cex" xmlns:w16cid="http://schemas.microsoft.com/office/word/2016/wordml/cid" xmlns:w16="http://schemas.microsoft.com/office/word/2018/wordml" xmlns:w16sdtdh="http://schemas.microsoft.com/office/word/2020/wordml/sdtdatahash" xmlns:w16se="http://schemas.microsoft.com/office/word/2015/wordml/symex" xmlns:wpg="http://schemas.microsoft.com/office/word/2010/wordprocessingGroup" xmlns:wpi="http://schemas.microsoft.com/office/word/2010/wordprocessingInk" xmlns:wne="http://schemas.microsoft.com/office/word/2006/wordml" xmlns:wps="http://schemas.microsoft.com/office/word/2010/wordprocessingShape" mc:Ignorable="w14 w15 w16se w16cid w16 w16cex w16sdtdh wp14">
   <w:p>
     <w:pPr>
-      <w:pStyle w:val="BodyText"/>
+      <w:pStyle w:val="Textoindependiente"/>
       <w:spacing w:line="200" w:lineRule="exact"/>
       <w:rPr>
         <w:b w:val="0"/>
@@ -1379,11 +1429,12 @@
     <w:r>
       <w:rPr>
         <w:b w:val="0"/>
+        <w:noProof/>
       </w:rPr>
       <mc:AlternateContent>
         <mc:Choice Requires="wps">
           <w:drawing>
-            <wp:anchor distT="0" distB="0" distL="0" distR="0" allowOverlap="1" layoutInCell="1" locked="0" behindDoc="1" simplePos="0" relativeHeight="487561728">
+            <wp:anchor distT="0" distB="0" distL="0" distR="0" simplePos="0" relativeHeight="487561728" behindDoc="1" locked="0" layoutInCell="1" allowOverlap="1" wp14:anchorId="106214CB" wp14:editId="1DC45CC8">
               <wp:simplePos x="0" y="0"/>
               <wp:positionH relativeFrom="page">
                 <wp:posOffset>368300</wp:posOffset>
@@ -1396,13 +1447,14 @@
               <wp:wrapNone/>
               <wp:docPr id="1" name="Textbox 1"/>
               <wp:cNvGraphicFramePr>
-                <a:graphicFrameLocks/>
+                <a:graphicFrameLocks xmlns:a="http://schemas.openxmlformats.org/drawingml/2006/main"/>
               </wp:cNvGraphicFramePr>
-              <a:graphic>
+              <a:graphic xmlns:a="http://schemas.openxmlformats.org/drawingml/2006/main">
                 <a:graphicData uri="http://schemas.microsoft.com/office/word/2010/wordprocessingShape">
                   <wps:wsp>
-                    <wps:cNvPr id="1" name="Textbox 1"/>
-                    <wps:cNvSpPr txBox="1"/>
+                    <wps:cNvSpPr txBox="1">
+                      <a:spLocks/>
+                    </wps:cNvSpPr>
                     <wps:spPr>
                       <a:xfrm>
                         <a:off x="0" y="0"/>
@@ -1417,8 +1469,7 @@
                         <w:p>
                           <w:pPr>
                             <w:spacing w:before="15"/>
-                            <w:ind w:left="20" w:right="0" w:firstLine="0"/>
-                            <w:jc w:val="left"/>
+                            <w:ind w:left="20"/>
                             <w:rPr>
                               <w:sz w:val="16"/>
                             </w:rPr>
@@ -1434,7 +1485,7 @@
                               <w:spacing w:val="-2"/>
                               <w:sz w:val="16"/>
                             </w:rPr>
-                            <w:t> </w:t>
+                            <w:t xml:space="preserve"> </w:t>
                           </w:r>
                           <w:r>
                             <w:rPr>
@@ -1447,7 +1498,7 @@
                               <w:spacing w:val="-4"/>
                               <w:sz w:val="16"/>
                             </w:rPr>
-                            <w:t> </w:t>
+                            <w:t xml:space="preserve"> </w:t>
                           </w:r>
                           <w:r>
                             <w:rPr>
@@ -1460,7 +1511,7 @@
                               <w:spacing w:val="-2"/>
                               <w:sz w:val="16"/>
                             </w:rPr>
-                            <w:t> </w:t>
+                            <w:t xml:space="preserve"> </w:t>
                           </w:r>
                           <w:r>
                             <w:rPr>
@@ -1473,7 +1524,7 @@
                               <w:spacing w:val="-1"/>
                               <w:sz w:val="16"/>
                             </w:rPr>
-                            <w:t> </w:t>
+                            <w:t xml:space="preserve"> </w:t>
                           </w:r>
                           <w:r>
                             <w:rPr>
@@ -1486,7 +1537,7 @@
                               <w:spacing w:val="-1"/>
                               <w:sz w:val="16"/>
                             </w:rPr>
-                            <w:t> </w:t>
+                            <w:t xml:space="preserve"> </w:t>
                           </w:r>
                           <w:r>
                             <w:rPr>
@@ -1499,7 +1550,7 @@
                               <w:spacing w:val="1"/>
                               <w:sz w:val="16"/>
                             </w:rPr>
-                            <w:t> </w:t>
+                            <w:t xml:space="preserve"> </w:t>
                           </w:r>
                           <w:r>
                             <w:rPr>
@@ -1512,7 +1563,7 @@
                               <w:spacing w:val="-3"/>
                               <w:sz w:val="16"/>
                             </w:rPr>
-                            <w:t> </w:t>
+                            <w:t xml:space="preserve"> </w:t>
                           </w:r>
                           <w:r>
                             <w:rPr>
@@ -1525,13 +1576,13 @@
                               <w:spacing w:val="-1"/>
                               <w:sz w:val="16"/>
                             </w:rPr>
-                            <w:t> </w:t>
+                            <w:t xml:space="preserve"> </w:t>
                           </w:r>
                           <w:r>
                             <w:rPr>
                               <w:sz w:val="16"/>
                             </w:rPr>
-                            <w:t>de </w:t>
+                            <w:t xml:space="preserve">de </w:t>
                           </w:r>
                           <w:r>
                             <w:rPr>
@@ -1554,18 +1605,17 @@
         </mc:Choice>
         <mc:Fallback>
           <w:pict>
-            <v:shapetype id="_x0000_t202" o:spt="202" coordsize="21600,21600" path="m,l,21600r21600,l21600,xe">
+            <v:shapetype w14:anchorId="106214CB" id="_x0000_t202" coordsize="21600,21600" o:spt="202" path="m,l,21600r21600,l21600,xe">
               <v:stroke joinstyle="miter"/>
               <v:path gradientshapeok="t" o:connecttype="rect"/>
             </v:shapetype>
-            <v:shape style="position:absolute;margin-left:29pt;margin-top:762.495422pt;width:314.6pt;height:11pt;mso-position-horizontal-relative:page;mso-position-vertical-relative:page;z-index:-15754752" type="#_x0000_t202" id="docshape1" filled="false" stroked="false">
+            <v:shape id="Textbox 1" o:spid="_x0000_s1026" type="#_x0000_t202" style="position:absolute;margin-left:29pt;margin-top:762.5pt;width:314.6pt;height:11pt;z-index:-15754752;visibility:visible;mso-wrap-style:square;mso-wrap-distance-left:0;mso-wrap-distance-top:0;mso-wrap-distance-right:0;mso-wrap-distance-bottom:0;mso-position-horizontal:absolute;mso-position-horizontal-relative:page;mso-position-vertical:absolute;mso-position-vertical-relative:page;v-text-anchor:top" o:gfxdata="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" filled="f" stroked="f">
               <v:textbox inset="0,0,0,0">
                 <w:txbxContent>
                   <w:p>
                     <w:pPr>
                       <w:spacing w:before="15"/>
-                      <w:ind w:left="20" w:right="0" w:firstLine="0"/>
-                      <w:jc w:val="left"/>
+                      <w:ind w:left="20"/>
                       <w:rPr>
                         <w:sz w:val="16"/>
                       </w:rPr>
@@ -1581,7 +1631,7 @@
                         <w:spacing w:val="-2"/>
                         <w:sz w:val="16"/>
                       </w:rPr>
-                      <w:t> </w:t>
+                      <w:t xml:space="preserve"> </w:t>
                     </w:r>
                     <w:r>
                       <w:rPr>
@@ -1594,7 +1644,7 @@
                         <w:spacing w:val="-4"/>
                         <w:sz w:val="16"/>
                       </w:rPr>
-                      <w:t> </w:t>
+                      <w:t xml:space="preserve"> </w:t>
                     </w:r>
                     <w:r>
                       <w:rPr>
@@ -1607,7 +1657,7 @@
                         <w:spacing w:val="-2"/>
                         <w:sz w:val="16"/>
                       </w:rPr>
-                      <w:t> </w:t>
+                      <w:t xml:space="preserve"> </w:t>
                     </w:r>
                     <w:r>
                       <w:rPr>
@@ -1620,7 +1670,7 @@
                         <w:spacing w:val="-1"/>
                         <w:sz w:val="16"/>
                       </w:rPr>
-                      <w:t> </w:t>
+                      <w:t xml:space="preserve"> </w:t>
                     </w:r>
                     <w:r>
                       <w:rPr>
@@ -1633,7 +1683,7 @@
                         <w:spacing w:val="-1"/>
                         <w:sz w:val="16"/>
                       </w:rPr>
-                      <w:t> </w:t>
+                      <w:t xml:space="preserve"> </w:t>
                     </w:r>
                     <w:r>
                       <w:rPr>
@@ -1646,7 +1696,7 @@
                         <w:spacing w:val="1"/>
                         <w:sz w:val="16"/>
                       </w:rPr>
-                      <w:t> </w:t>
+                      <w:t xml:space="preserve"> </w:t>
                     </w:r>
                     <w:r>
                       <w:rPr>
@@ -1659,7 +1709,7 @@
                         <w:spacing w:val="-3"/>
                         <w:sz w:val="16"/>
                       </w:rPr>
-                      <w:t> </w:t>
+                      <w:t xml:space="preserve"> </w:t>
                     </w:r>
                     <w:r>
                       <w:rPr>
@@ -1672,13 +1722,13 @@
                         <w:spacing w:val="-1"/>
                         <w:sz w:val="16"/>
                       </w:rPr>
-                      <w:t> </w:t>
+                      <w:t xml:space="preserve"> </w:t>
                     </w:r>
                     <w:r>
                       <w:rPr>
                         <w:sz w:val="16"/>
                       </w:rPr>
-                      <w:t>de </w:t>
+                      <w:t xml:space="preserve">de </w:t>
                     </w:r>
                     <w:r>
                       <w:rPr>
@@ -1690,7 +1740,7 @@
                   </w:p>
                 </w:txbxContent>
               </v:textbox>
-              <w10:wrap type="none"/>
+              <w10:wrap anchorx="page" anchory="page"/>
             </v:shape>
           </w:pict>
         </mc:Fallback>
@@ -1700,15 +1750,34 @@
 </w:ftr>
 </file>
 
+<file path=word/footnotes.xml><?xml version="1.0" encoding="utf-8"?>
+<w:footnotes xmlns:wpc="http://schemas.microsoft.com/office/word/2010/wordprocessingCanvas" xmlns:cx="http://schemas.microsoft.com/office/drawing/2014/chartex" xmlns:cx1="http://schemas.microsoft.com/office/drawing/2015/9/8/chartex" xmlns:cx2="http://schemas.microsoft.com/office/drawing/2015/10/21/chartex" xmlns:cx3="http://schemas.microsoft.com/office/drawing/2016/5/9/chartex" xmlns:cx4="http://schemas.microsoft.com/office/drawing/2016/5/10/chartex" xmlns:cx5="http://schemas.microsoft.com/office/drawing/2016/5/11/chartex" xmlns:cx6="http://schemas.microsoft.com/office/drawing/2016/5/12/chartex" xmlns:cx7="http://schemas.microsoft.com/office/drawing/2016/5/13/chartex" xmlns:cx8="http://schemas.microsoft.com/office/drawing/2016/5/14/chartex" xmlns:mc="http://schemas.openxmlformats.org/markup-compatibility/2006" xmlns:aink="http://schemas.microsoft.com/office/drawing/2016/ink" xmlns:am3d="http://schemas.microsoft.com/office/drawing/2017/model3d" xmlns:o="urn:schemas-microsoft-com:office:office" xmlns:oel="http://schemas.microsoft.com/office/2019/extlst" xmlns:r="http://schemas.openxmlformats.org/officeDocument/2006/relationships" xmlns:m="http://schemas.openxmlformats.org/officeDocument/2006/math" xmlns:v="urn:schemas-microsoft-com:vml" xmlns:wp14="http://schemas.microsoft.com/office/word/2010/wordprocessingDrawing" xmlns:wp="http://schemas.openxmlformats.org/drawingml/2006/wordprocessingDrawing" xmlns:w10="urn:schemas-microsoft-com:office:word" xmlns:w="http://schemas.openxmlformats.org/wordprocessingml/2006/main" xmlns:w14="http://schemas.microsoft.com/office/word/2010/wordml" xmlns:w15="http://schemas.microsoft.com/office/word/2012/wordml" xmlns:w16cex="http://schemas.microsoft.com/office/word/2018/wordml/cex" xmlns:w16cid="http://schemas.microsoft.com/office/word/2016/wordml/cid" xmlns:w16="http://schemas.microsoft.com/office/word/2018/wordml" xmlns:w16sdtdh="http://schemas.microsoft.com/office/word/2020/wordml/sdtdatahash" xmlns:w16se="http://schemas.microsoft.com/office/word/2015/wordml/symex" xmlns:wpg="http://schemas.microsoft.com/office/word/2010/wordprocessingGroup" xmlns:wpi="http://schemas.microsoft.com/office/word/2010/wordprocessingInk" xmlns:wne="http://schemas.microsoft.com/office/word/2006/wordml" xmlns:wps="http://schemas.microsoft.com/office/word/2010/wordprocessingShape" mc:Ignorable="w14 w15 w16se w16cid w16 w16cex w16sdtdh wp14">
+  <w:footnote w:type="separator" w:id="-1">
+    <w:p>
+      <w:r>
+        <w:separator/>
+      </w:r>
+    </w:p>
+  </w:footnote>
+  <w:footnote w:type="continuationSeparator" w:id="0">
+    <w:p>
+      <w:r>
+        <w:continuationSeparator/>
+      </w:r>
+    </w:p>
+  </w:footnote>
+</w:footnotes>
+</file>
+
 <file path=word/styles.xml><?xml version="1.0" encoding="utf-8"?>
-<w:styles xmlns:r="http://schemas.openxmlformats.org/officeDocument/2006/relationships" xmlns:w="http://schemas.openxmlformats.org/wordprocessingml/2006/main">
+<w:styles xmlns:mc="http://schemas.openxmlformats.org/markup-compatibility/2006" xmlns:r="http://schemas.openxmlformats.org/officeDocument/2006/relationships" xmlns:w="http://schemas.openxmlformats.org/wordprocessingml/2006/main" xmlns:w14="http://schemas.microsoft.com/office/word/2010/wordml" xmlns:w15="http://schemas.microsoft.com/office/word/2012/wordml" xmlns:w16cex="http://schemas.microsoft.com/office/word/2018/wordml/cex" xmlns:w16cid="http://schemas.microsoft.com/office/word/2016/wordml/cid" xmlns:w16="http://schemas.microsoft.com/office/word/2018/wordml" xmlns:w16sdtdh="http://schemas.microsoft.com/office/word/2020/wordml/sdtdatahash" xmlns:w16se="http://schemas.microsoft.com/office/word/2015/wordml/symex" mc:Ignorable="w14 w15 w16se w16cid w16 w16cex w16sdtdh">
   <w:docDefaults>
     <w:rPrDefault>
       <w:rPr>
-        <w:rFonts w:cstheme="minorBidi" w:hAnsiTheme="minorHAnsi" w:eastAsiaTheme="minorHAnsi" w:asciiTheme="minorHAnsi"/>
+        <w:rFonts w:asciiTheme="minorHAnsi" w:eastAsiaTheme="minorHAnsi" w:hAnsiTheme="minorHAnsi" w:cstheme="minorBidi"/>
         <w:sz w:val="22"/>
         <w:szCs w:val="22"/>
-        <w:lang w:val="en-US" w:bidi="ar-SA" w:eastAsia="en-US"/>
+        <w:lang w:val="en-US" w:eastAsia="en-US" w:bidi="ar-SA"/>
       </w:rPr>
     </w:rPrDefault>
     <w:pPrDefault>
@@ -1716,19 +1785,433 @@
         <w:widowControl w:val="0"/>
         <w:autoSpaceDE w:val="0"/>
         <w:autoSpaceDN w:val="0"/>
-        <w:spacing w:lineRule="auto" w:line="240" w:before="0" w:after="0"/>
-        <w:ind w:left="0" w:right="0"/>
-        <w:jc w:val="left"/>
       </w:pPr>
     </w:pPrDefault>
   </w:docDefaults>
-  <w:style w:styleId="DefaultParagraphFont" w:default="1" w:type="character">
+  <w:latentStyles w:defLockedState="0" w:defUIPriority="99" w:defSemiHidden="0" w:defUnhideWhenUsed="0" w:defQFormat="0" w:count="376">
+    <w:lsdException w:name="Normal" w:uiPriority="0" w:qFormat="1"/>
+    <w:lsdException w:name="heading 1" w:uiPriority="9" w:qFormat="1"/>
+    <w:lsdException w:name="heading 2" w:semiHidden="1" w:uiPriority="9" w:unhideWhenUsed="1" w:qFormat="1"/>
+    <w:lsdException w:name="heading 3" w:semiHidden="1" w:uiPriority="9" w:unhideWhenUsed="1" w:qFormat="1"/>
+    <w:lsdException w:name="heading 4" w:semiHidden="1" w:uiPriority="9" w:unhideWhenUsed="1" w:qFormat="1"/>
+    <w:lsdException w:name="heading 5" w:semiHidden="1" w:uiPriority="9" w:unhideWhenUsed="1" w:qFormat="1"/>
+    <w:lsdException w:name="heading 6" w:semiHidden="1" w:uiPriority="9" w:unhideWhenUsed="1" w:qFormat="1"/>
+    <w:lsdException w:name="heading 7" w:semiHidden="1" w:uiPriority="9" w:unhideWhenUsed="1" w:qFormat="1"/>
+    <w:lsdException w:name="heading 8" w:semiHidden="1" w:uiPriority="9" w:unhideWhenUsed="1" w:qFormat="1"/>
+    <w:lsdException w:name="heading 9" w:semiHidden="1" w:uiPriority="9" w:unhideWhenUsed="1" w:qFormat="1"/>
+    <w:lsdException w:name="index 1" w:semiHidden="1" w:unhideWhenUsed="1"/>
+    <w:lsdException w:name="index 2" w:semiHidden="1" w:unhideWhenUsed="1"/>
+    <w:lsdException w:name="index 3" w:semiHidden="1" w:unhideWhenUsed="1"/>
+    <w:lsdException w:name="index 4" w:semiHidden="1" w:unhideWhenUsed="1"/>
+    <w:lsdException w:name="index 5" w:semiHidden="1" w:unhideWhenUsed="1"/>
+    <w:lsdException w:name="index 6" w:semiHidden="1" w:unhideWhenUsed="1"/>
+    <w:lsdException w:name="index 7" w:semiHidden="1" w:unhideWhenUsed="1"/>
+    <w:lsdException w:name="index 8" w:semiHidden="1" w:unhideWhenUsed="1"/>
+    <w:lsdException w:name="index 9" w:semiHidden="1" w:unhideWhenUsed="1"/>
+    <w:lsdException w:name="toc 1" w:semiHidden="1" w:uiPriority="39" w:unhideWhenUsed="1"/>
+    <w:lsdException w:name="toc 2" w:semiHidden="1" w:uiPriority="39" w:unhideWhenUsed="1"/>
+    <w:lsdException w:name="toc 3" w:semiHidden="1" w:uiPriority="39" w:unhideWhenUsed="1"/>
+    <w:lsdException w:name="toc 4" w:semiHidden="1" w:uiPriority="39" w:unhideWhenUsed="1"/>
+    <w:lsdException w:name="toc 5" w:semiHidden="1" w:uiPriority="39" w:unhideWhenUsed="1"/>
+    <w:lsdException w:name="toc 6" w:semiHidden="1" w:uiPriority="39" w:unhideWhenUsed="1"/>
+    <w:lsdException w:name="toc 7" w:semiHidden="1" w:uiPriority="39" w:unhideWhenUsed="1"/>
+    <w:lsdException w:name="toc 8" w:semiHidden="1" w:uiPriority="39" w:unhideWhenUsed="1"/>
+    <w:lsdException w:name="toc 9" w:semiHidden="1" w:uiPriority="39" w:unhideWhenUsed="1"/>
+    <w:lsdException w:name="Normal Indent" w:semiHidden="1" w:unhideWhenUsed="1"/>
+    <w:lsdException w:name="footnote text" w:semiHidden="1" w:unhideWhenUsed="1"/>
+    <w:lsdException w:name="annotation text" w:semiHidden="1" w:unhideWhenUsed="1"/>
+    <w:lsdException w:name="header" w:semiHidden="1" w:unhideWhenUsed="1"/>
+    <w:lsdException w:name="footer" w:semiHidden="1" w:unhideWhenUsed="1"/>
+    <w:lsdException w:name="index heading" w:semiHidden="1" w:unhideWhenUsed="1"/>
+    <w:lsdException w:name="caption" w:semiHidden="1" w:uiPriority="35" w:unhideWhenUsed="1" w:qFormat="1"/>
+    <w:lsdException w:name="table of figures" w:semiHidden="1" w:unhideWhenUsed="1"/>
+    <w:lsdException w:name="envelope address" w:semiHidden="1" w:unhideWhenUsed="1"/>
+    <w:lsdException w:name="envelope return" w:semiHidden="1" w:unhideWhenUsed="1"/>
+    <w:lsdException w:name="footnote reference" w:semiHidden="1" w:unhideWhenUsed="1"/>
+    <w:lsdException w:name="annotation reference" w:semiHidden="1" w:unhideWhenUsed="1"/>
+    <w:lsdException w:name="line number" w:semiHidden="1" w:unhideWhenUsed="1"/>
+    <w:lsdException w:name="page number" w:semiHidden="1" w:unhideWhenUsed="1"/>
+    <w:lsdException w:name="endnote reference" w:semiHidden="1" w:unhideWhenUsed="1"/>
+    <w:lsdException w:name="endnote text" w:semiHidden="1" w:unhideWhenUsed="1"/>
+    <w:lsdException w:name="table of authorities" w:semiHidden="1" w:unhideWhenUsed="1"/>
+    <w:lsdException w:name="macro" w:semiHidden="1" w:unhideWhenUsed="1"/>
+    <w:lsdException w:name="toa heading" w:semiHidden="1" w:unhideWhenUsed="1"/>
+    <w:lsdException w:name="List" w:semiHidden="1" w:unhideWhenUsed="1"/>
+    <w:lsdException w:name="List Bullet" w:semiHidden="1" w:unhideWhenUsed="1"/>
+    <w:lsdException w:name="List Number" w:semiHidden="1" w:unhideWhenUsed="1"/>
+    <w:lsdException w:name="List 2" w:semiHidden="1" w:unhideWhenUsed="1"/>
+    <w:lsdException w:name="List 3" w:semiHidden="1" w:unhideWhenUsed="1"/>
+    <w:lsdException w:name="List 4" w:semiHidden="1" w:unhideWhenUsed="1"/>
+    <w:lsdException w:name="List 5" w:semiHidden="1" w:unhideWhenUsed="1"/>
+    <w:lsdException w:name="List Bullet 2" w:semiHidden="1" w:unhideWhenUsed="1"/>
+    <w:lsdException w:name="List Bullet 3" w:semiHidden="1" w:unhideWhenUsed="1"/>
+    <w:lsdException w:name="List Bullet 4" w:semiHidden="1" w:unhideWhenUsed="1"/>
+    <w:lsdException w:name="List Bullet 5" w:semiHidden="1" w:unhideWhenUsed="1"/>
+    <w:lsdException w:name="List Number 2" w:semiHidden="1" w:unhideWhenUsed="1"/>
+    <w:lsdException w:name="List Number 3" w:semiHidden="1" w:unhideWhenUsed="1"/>
+    <w:lsdException w:name="List Number 4" w:semiHidden="1" w:unhideWhenUsed="1"/>
+    <w:lsdException w:name="List Number 5" w:semiHidden="1" w:unhideWhenUsed="1"/>
+    <w:lsdException w:name="Title" w:uiPriority="10" w:qFormat="1"/>
+    <w:lsdException w:name="Closing" w:semiHidden="1" w:unhideWhenUsed="1"/>
+    <w:lsdException w:name="Signature" w:semiHidden="1" w:unhideWhenUsed="1"/>
+    <w:lsdException w:name="Default Paragraph Font" w:semiHidden="1" w:uiPriority="1" w:unhideWhenUsed="1"/>
+    <w:lsdException w:name="Body Text" w:semiHidden="1" w:unhideWhenUsed="1"/>
+    <w:lsdException w:name="Body Text Indent" w:semiHidden="1" w:unhideWhenUsed="1"/>
+    <w:lsdException w:name="List Continue" w:semiHidden="1" w:unhideWhenUsed="1"/>
+    <w:lsdException w:name="List Continue 2" w:semiHidden="1" w:unhideWhenUsed="1"/>
+    <w:lsdException w:name="List Continue 3" w:semiHidden="1" w:unhideWhenUsed="1"/>
+    <w:lsdException w:name="List Continue 4" w:semiHidden="1" w:unhideWhenUsed="1"/>
+    <w:lsdException w:name="List Continue 5" w:semiHidden="1" w:unhideWhenUsed="1"/>
+    <w:lsdException w:name="Message Header" w:semiHidden="1" w:unhideWhenUsed="1"/>
+    <w:lsdException w:name="Subtitle" w:uiPriority="11" w:qFormat="1"/>
+    <w:lsdException w:name="Salutation" w:semiHidden="1" w:unhideWhenUsed="1"/>
+    <w:lsdException w:name="Date" w:semiHidden="1" w:unhideWhenUsed="1"/>
+    <w:lsdException w:name="Body Text First Indent" w:semiHidden="1" w:unhideWhenUsed="1"/>
+    <w:lsdException w:name="Body Text First Indent 2" w:semiHidden="1" w:unhideWhenUsed="1"/>
+    <w:lsdException w:name="Note Heading" w:semiHidden="1" w:unhideWhenUsed="1"/>
+    <w:lsdException w:name="Body Text 2" w:semiHidden="1" w:unhideWhenUsed="1"/>
+    <w:lsdException w:name="Body Text 3" w:semiHidden="1" w:unhideWhenUsed="1"/>
+    <w:lsdException w:name="Body Text Indent 2" w:semiHidden="1" w:unhideWhenUsed="1"/>
+    <w:lsdException w:name="Body Text Indent 3" w:semiHidden="1" w:unhideWhenUsed="1"/>
+    <w:lsdException w:name="Block Text" w:semiHidden="1" w:unhideWhenUsed="1"/>
+    <w:lsdException w:name="Hyperlink" w:semiHidden="1" w:unhideWhenUsed="1"/>
+    <w:lsdException w:name="FollowedHyperlink" w:semiHidden="1" w:unhideWhenUsed="1"/>
+    <w:lsdException w:name="Strong" w:uiPriority="22" w:qFormat="1"/>
+    <w:lsdException w:name="Emphasis" w:uiPriority="20" w:qFormat="1"/>
+    <w:lsdException w:name="Document Map" w:semiHidden="1" w:unhideWhenUsed="1"/>
+    <w:lsdException w:name="Plain Text" w:semiHidden="1" w:unhideWhenUsed="1"/>
+    <w:lsdException w:name="E-mail Signature" w:semiHidden="1" w:unhideWhenUsed="1"/>
+    <w:lsdException w:name="HTML Top of Form" w:semiHidden="1" w:unhideWhenUsed="1"/>
+    <w:lsdException w:name="HTML Bottom of Form" w:semiHidden="1" w:unhideWhenUsed="1"/>
+    <w:lsdException w:name="Normal (Web)" w:semiHidden="1" w:unhideWhenUsed="1"/>
+    <w:lsdException w:name="HTML Acronym" w:semiHidden="1" w:unhideWhenUsed="1"/>
+    <w:lsdException w:name="HTML Address" w:semiHidden="1" w:unhideWhenUsed="1"/>
+    <w:lsdException w:name="HTML Cite" w:semiHidden="1" w:unhideWhenUsed="1"/>
+    <w:lsdException w:name="HTML Code" w:semiHidden="1" w:unhideWhenUsed="1"/>
+    <w:lsdException w:name="HTML Definition" w:semiHidden="1" w:unhideWhenUsed="1"/>
+    <w:lsdException w:name="HTML Keyboard" w:semiHidden="1" w:unhideWhenUsed="1"/>
+    <w:lsdException w:name="HTML Preformatted" w:semiHidden="1" w:unhideWhenUsed="1"/>
+    <w:lsdException w:name="HTML Sample" w:semiHidden="1" w:unhideWhenUsed="1"/>
+    <w:lsdException w:name="HTML Typewriter" w:semiHidden="1" w:unhideWhenUsed="1"/>
+    <w:lsdException w:name="HTML Variable" w:semiHidden="1" w:unhideWhenUsed="1"/>
+    <w:lsdException w:name="Normal Table" w:semiHidden="1" w:unhideWhenUsed="1"/>
+    <w:lsdException w:name="annotation subject" w:semiHidden="1" w:unhideWhenUsed="1"/>
+    <w:lsdException w:name="No List" w:semiHidden="1" w:unhideWhenUsed="1"/>
+    <w:lsdException w:name="Outline List 1" w:semiHidden="1" w:unhideWhenUsed="1"/>
+    <w:lsdException w:name="Outline List 2" w:semiHidden="1" w:unhideWhenUsed="1"/>
+    <w:lsdException w:name="Outline List 3" w:semiHidden="1" w:unhideWhenUsed="1"/>
+    <w:lsdException w:name="Table Simple 1" w:semiHidden="1" w:unhideWhenUsed="1"/>
+    <w:lsdException w:name="Table Simple 2" w:semiHidden="1" w:unhideWhenUsed="1"/>
+    <w:lsdException w:name="Table Simple 3" w:semiHidden="1" w:unhideWhenUsed="1"/>
+    <w:lsdException w:name="Table Classic 1" w:semiHidden="1" w:unhideWhenUsed="1"/>
+    <w:lsdException w:name="Table Classic 2" w:semiHidden="1" w:unhideWhenUsed="1"/>
+    <w:lsdException w:name="Table Classic 3" w:semiHidden="1" w:unhideWhenUsed="1"/>
+    <w:lsdException w:name="Table Classic 4" w:semiHidden="1" w:unhideWhenUsed="1"/>
+    <w:lsdException w:name="Table Colorful 1" w:semiHidden="1" w:unhideWhenUsed="1"/>
+    <w:lsdException w:name="Table Colorful 2" w:semiHidden="1" w:unhideWhenUsed="1"/>
+    <w:lsdException w:name="Table Colorful 3" w:semiHidden="1" w:unhideWhenUsed="1"/>
+    <w:lsdException w:name="Table Columns 1" w:semiHidden="1" w:unhideWhenUsed="1"/>
+    <w:lsdException w:name="Table Columns 2" w:semiHidden="1" w:unhideWhenUsed="1"/>
+    <w:lsdException w:name="Table Columns 3" w:semiHidden="1" w:unhideWhenUsed="1"/>
+    <w:lsdException w:name="Table Columns 4" w:semiHidden="1" w:unhideWhenUsed="1"/>
+    <w:lsdException w:name="Table Columns 5" w:semiHidden="1" w:unhideWhenUsed="1"/>
+    <w:lsdException w:name="Table Grid 1" w:semiHidden="1" w:unhideWhenUsed="1"/>
+    <w:lsdException w:name="Table Grid 2" w:semiHidden="1" w:unhideWhenUsed="1"/>
+    <w:lsdException w:name="Table Grid 3" w:semiHidden="1" w:unhideWhenUsed="1"/>
+    <w:lsdException w:name="Table Grid 4" w:semiHidden="1" w:unhideWhenUsed="1"/>
+    <w:lsdException w:name="Table Grid 5" w:semiHidden="1" w:unhideWhenUsed="1"/>
+    <w:lsdException w:name="Table Grid 6" w:semiHidden="1" w:unhideWhenUsed="1"/>
+    <w:lsdException w:name="Table Grid 7" w:semiHidden="1" w:unhideWhenUsed="1"/>
+    <w:lsdException w:name="Table Grid 8" w:semiHidden="1" w:unhideWhenUsed="1"/>
+    <w:lsdException w:name="Table List 1" w:semiHidden="1" w:unhideWhenUsed="1"/>
+    <w:lsdException w:name="Table List 2" w:semiHidden="1" w:unhideWhenUsed="1"/>
+    <w:lsdException w:name="Table List 3" w:semiHidden="1" w:unhideWhenUsed="1"/>
+    <w:lsdException w:name="Table List 4" w:semiHidden="1" w:unhideWhenUsed="1"/>
+    <w:lsdException w:name="Table List 5" w:semiHidden="1" w:unhideWhenUsed="1"/>
+    <w:lsdException w:name="Table List 6" w:semiHidden="1" w:unhideWhenUsed="1"/>
+    <w:lsdException w:name="Table List 7" w:semiHidden="1" w:unhideWhenUsed="1"/>
+    <w:lsdException w:name="Table List 8" w:semiHidden="1" w:unhideWhenUsed="1"/>
+    <w:lsdException w:name="Table 3D effects 1" w:semiHidden="1" w:unhideWhenUsed="1"/>
+    <w:lsdException w:name="Table 3D effects 2" w:semiHidden="1" w:unhideWhenUsed="1"/>
+    <w:lsdException w:name="Table 3D effects 3" w:semiHidden="1" w:unhideWhenUsed="1"/>
+    <w:lsdException w:name="Table Contemporary" w:semiHidden="1" w:unhideWhenUsed="1"/>
+    <w:lsdException w:name="Table Elegant" w:semiHidden="1" w:unhideWhenUsed="1"/>
+    <w:lsdException w:name="Table Professional" w:semiHidden="1" w:unhideWhenUsed="1"/>
+    <w:lsdException w:name="Table Subtle 1" w:semiHidden="1" w:unhideWhenUsed="1"/>
+    <w:lsdException w:name="Table Subtle 2" w:semiHidden="1" w:unhideWhenUsed="1"/>
+    <w:lsdException w:name="Table Web 1" w:semiHidden="1" w:unhideWhenUsed="1"/>
+    <w:lsdException w:name="Table Web 2" w:semiHidden="1" w:unhideWhenUsed="1"/>
+    <w:lsdException w:name="Table Web 3" w:semiHidden="1" w:unhideWhenUsed="1"/>
+    <w:lsdException w:name="Balloon Text" w:semiHidden="1" w:unhideWhenUsed="1"/>
+    <w:lsdException w:name="Table Grid" w:uiPriority="39"/>
+    <w:lsdException w:name="Table Theme" w:semiHidden="1" w:unhideWhenUsed="1"/>
+    <w:lsdException w:name="Placeholder Text" w:semiHidden="1"/>
+    <w:lsdException w:name="No Spacing" w:uiPriority="1" w:qFormat="1"/>
+    <w:lsdException w:name="Light Shading" w:uiPriority="60"/>
+    <w:lsdException w:name="Light List" w:uiPriority="61"/>
+    <w:lsdException w:name="Light Grid" w:uiPriority="62"/>
+    <w:lsdException w:name="Medium Shading 1" w:uiPriority="63"/>
+    <w:lsdException w:name="Medium Shading 2" w:uiPriority="64"/>
+    <w:lsdException w:name="Medium List 1" w:uiPriority="65"/>
+    <w:lsdException w:name="Medium List 2" w:uiPriority="66"/>
+    <w:lsdException w:name="Medium Grid 1" w:uiPriority="67"/>
+    <w:lsdException w:name="Medium Grid 2" w:uiPriority="68"/>
+    <w:lsdException w:name="Medium Grid 3" w:uiPriority="69"/>
+    <w:lsdException w:name="Dark List" w:uiPriority="70"/>
+    <w:lsdException w:name="Colorful Shading" w:uiPriority="71"/>
+    <w:lsdException w:name="Colorful List" w:uiPriority="72"/>
+    <w:lsdException w:name="Colorful Grid" w:uiPriority="73"/>
+    <w:lsdException w:name="Light Shading Accent 1" w:uiPriority="60"/>
+    <w:lsdException w:name="Light List Accent 1" w:uiPriority="61"/>
+    <w:lsdException w:name="Light Grid Accent 1" w:uiPriority="62"/>
+    <w:lsdException w:name="Medium Shading 1 Accent 1" w:uiPriority="63"/>
+    <w:lsdException w:name="Medium Shading 2 Accent 1" w:uiPriority="64"/>
+    <w:lsdException w:name="Medium List 1 Accent 1" w:uiPriority="65"/>
+    <w:lsdException w:name="Revision" w:semiHidden="1"/>
+    <w:lsdException w:name="List Paragraph" w:uiPriority="34" w:qFormat="1"/>
+    <w:lsdException w:name="Quote" w:uiPriority="29" w:qFormat="1"/>
+    <w:lsdException w:name="Intense Quote" w:uiPriority="30" w:qFormat="1"/>
+    <w:lsdException w:name="Medium List 2 Accent 1" w:uiPriority="66"/>
+    <w:lsdException w:name="Medium Grid 1 Accent 1" w:uiPriority="67"/>
+    <w:lsdException w:name="Medium Grid 2 Accent 1" w:uiPriority="68"/>
+    <w:lsdException w:name="Medium Grid 3 Accent 1" w:uiPriority="69"/>
+    <w:lsdException w:name="Dark List Accent 1" w:uiPriority="70"/>
+    <w:lsdException w:name="Colorful Shading Accent 1" w:uiPriority="71"/>
+    <w:lsdException w:name="Colorful List Accent 1" w:uiPriority="72"/>
+    <w:lsdException w:name="Colorful Grid Accent 1" w:uiPriority="73"/>
+    <w:lsdException w:name="Light Shading Accent 2" w:uiPriority="60"/>
+    <w:lsdException w:name="Light List Accent 2" w:uiPriority="61"/>
+    <w:lsdException w:name="Light Grid Accent 2" w:uiPriority="62"/>
+    <w:lsdException w:name="Medium Shading 1 Accent 2" w:uiPriority="63"/>
+    <w:lsdException w:name="Medium Shading 2 Accent 2" w:uiPriority="64"/>
+    <w:lsdException w:name="Medium List 1 Accent 2" w:uiPriority="65"/>
+    <w:lsdException w:name="Medium List 2 Accent 2" w:uiPriority="66"/>
+    <w:lsdException w:name="Medium Grid 1 Accent 2" w:uiPriority="67"/>
+    <w:lsdException w:name="Medium Grid 2 Accent 2" w:uiPriority="68"/>
+    <w:lsdException w:name="Medium Grid 3 Accent 2" w:uiPriority="69"/>
+    <w:lsdException w:name="Dark List Accent 2" w:uiPriority="70"/>
+    <w:lsdException w:name="Colorful Shading Accent 2" w:uiPriority="71"/>
+    <w:lsdException w:name="Colorful List Accent 2" w:uiPriority="72"/>
+    <w:lsdException w:name="Colorful Grid Accent 2" w:uiPriority="73"/>
+    <w:lsdException w:name="Light Shading Accent 3" w:uiPriority="60"/>
+    <w:lsdException w:name="Light List Accent 3" w:uiPriority="61"/>
+    <w:lsdException w:name="Light Grid Accent 3" w:uiPriority="62"/>
+    <w:lsdException w:name="Medium Shading 1 Accent 3" w:uiPriority="63"/>
+    <w:lsdException w:name="Medium Shading 2 Accent 3" w:uiPriority="64"/>
+    <w:lsdException w:name="Medium List 1 Accent 3" w:uiPriority="65"/>
+    <w:lsdException w:name="Medium List 2 Accent 3" w:uiPriority="66"/>
+    <w:lsdException w:name="Medium Grid 1 Accent 3" w:uiPriority="67"/>
+    <w:lsdException w:name="Medium Grid 2 Accent 3" w:uiPriority="68"/>
+    <w:lsdException w:name="Medium Grid 3 Accent 3" w:uiPriority="69"/>
+    <w:lsdException w:name="Dark List Accent 3" w:uiPriority="70"/>
+    <w:lsdException w:name="Colorful Shading Accent 3" w:uiPriority="71"/>
+    <w:lsdException w:name="Colorful List Accent 3" w:uiPriority="72"/>
+    <w:lsdException w:name="Colorful Grid Accent 3" w:uiPriority="73"/>
+    <w:lsdException w:name="Light Shading Accent 4" w:uiPriority="60"/>
+    <w:lsdException w:name="Light List Accent 4" w:uiPriority="61"/>
+    <w:lsdException w:name="Light Grid Accent 4" w:uiPriority="62"/>
+    <w:lsdException w:name="Medium Shading 1 Accent 4" w:uiPriority="63"/>
+    <w:lsdException w:name="Medium Shading 2 Accent 4" w:uiPriority="64"/>
+    <w:lsdException w:name="Medium List 1 Accent 4" w:uiPriority="65"/>
+    <w:lsdException w:name="Medium List 2 Accent 4" w:uiPriority="66"/>
+    <w:lsdException w:name="Medium Grid 1 Accent 4" w:uiPriority="67"/>
+    <w:lsdException w:name="Medium Grid 2 Accent 4" w:uiPriority="68"/>
+    <w:lsdException w:name="Medium Grid 3 Accent 4" w:uiPriority="69"/>
+    <w:lsdException w:name="Dark List Accent 4" w:uiPriority="70"/>
+    <w:lsdException w:name="Colorful Shading Accent 4" w:uiPriority="71"/>
+    <w:lsdException w:name="Colorful List Accent 4" w:uiPriority="72"/>
+    <w:lsdException w:name="Colorful Grid Accent 4" w:uiPriority="73"/>
+    <w:lsdException w:name="Light Shading Accent 5" w:uiPriority="60"/>
+    <w:lsdException w:name="Light List Accent 5" w:uiPriority="61"/>
+    <w:lsdException w:name="Light Grid Accent 5" w:uiPriority="62"/>
+    <w:lsdException w:name="Medium Shading 1 Accent 5" w:uiPriority="63"/>
+    <w:lsdException w:name="Medium Shading 2 Accent 5" w:uiPriority="64"/>
+    <w:lsdException w:name="Medium List 1 Accent 5" w:uiPriority="65"/>
+    <w:lsdException w:name="Medium List 2 Accent 5" w:uiPriority="66"/>
+    <w:lsdException w:name="Medium Grid 1 Accent 5" w:uiPriority="67"/>
+    <w:lsdException w:name="Medium Grid 2 Accent 5" w:uiPriority="68"/>
+    <w:lsdException w:name="Medium Grid 3 Accent 5" w:uiPriority="69"/>
+    <w:lsdException w:name="Dark List Accent 5" w:uiPriority="70"/>
+    <w:lsdException w:name="Colorful Shading Accent 5" w:uiPriority="71"/>
+    <w:lsdException w:name="Colorful List Accent 5" w:uiPriority="72"/>
+    <w:lsdException w:name="Colorful Grid Accent 5" w:uiPriority="73"/>
+    <w:lsdException w:name="Light Shading Accent 6" w:uiPriority="60"/>
+    <w:lsdException w:name="Light List Accent 6" w:uiPriority="61"/>
+    <w:lsdException w:name="Light Grid Accent 6" w:uiPriority="62"/>
+    <w:lsdException w:name="Medium Shading 1 Accent 6" w:uiPriority="63"/>
+    <w:lsdException w:name="Medium Shading 2 Accent 6" w:uiPriority="64"/>
+    <w:lsdException w:name="Medium List 1 Accent 6" w:uiPriority="65"/>
+    <w:lsdException w:name="Medium List 2 Accent 6" w:uiPriority="66"/>
+    <w:lsdException w:name="Medium Grid 1 Accent 6" w:uiPriority="67"/>
+    <w:lsdException w:name="Medium Grid 2 Accent 6" w:uiPriority="68"/>
+    <w:lsdException w:name="Medium Grid 3 Accent 6" w:uiPriority="69"/>
+    <w:lsdException w:name="Dark List Accent 6" w:uiPriority="70"/>
+    <w:lsdException w:name="Colorful Shading Accent 6" w:uiPriority="71"/>
+    <w:lsdException w:name="Colorful List Accent 6" w:uiPriority="72"/>
+    <w:lsdException w:name="Colorful Grid Accent 6" w:uiPriority="73"/>
+    <w:lsdException w:name="Subtle Emphasis" w:uiPriority="19" w:qFormat="1"/>
+    <w:lsdException w:name="Intense Emphasis" w:uiPriority="21" w:qFormat="1"/>
+    <w:lsdException w:name="Subtle Reference" w:uiPriority="31" w:qFormat="1"/>
+    <w:lsdException w:name="Intense Reference" w:uiPriority="32" w:qFormat="1"/>
+    <w:lsdException w:name="Book Title" w:uiPriority="33" w:qFormat="1"/>
+    <w:lsdException w:name="Bibliography" w:semiHidden="1" w:uiPriority="37" w:unhideWhenUsed="1"/>
+    <w:lsdException w:name="TOC Heading" w:semiHidden="1" w:uiPriority="39" w:unhideWhenUsed="1" w:qFormat="1"/>
+    <w:lsdException w:name="Plain Table 1" w:uiPriority="41"/>
+    <w:lsdException w:name="Plain Table 2" w:uiPriority="42"/>
+    <w:lsdException w:name="Plain Table 3" w:uiPriority="43"/>
+    <w:lsdException w:name="Plain Table 4" w:uiPriority="44"/>
+    <w:lsdException w:name="Plain Table 5" w:uiPriority="45"/>
+    <w:lsdException w:name="Grid Table Light" w:uiPriority="40"/>
+    <w:lsdException w:name="Grid Table 1 Light" w:uiPriority="46"/>
+    <w:lsdException w:name="Grid Table 2" w:uiPriority="47"/>
+    <w:lsdException w:name="Grid Table 3" w:uiPriority="48"/>
+    <w:lsdException w:name="Grid Table 4" w:uiPriority="49"/>
+    <w:lsdException w:name="Grid Table 5 Dark" w:uiPriority="50"/>
+    <w:lsdException w:name="Grid Table 6 Colorful" w:uiPriority="51"/>
+    <w:lsdException w:name="Grid Table 7 Colorful" w:uiPriority="52"/>
+    <w:lsdException w:name="Grid Table 1 Light Accent 1" w:uiPriority="46"/>
+    <w:lsdException w:name="Grid Table 2 Accent 1" w:uiPriority="47"/>
+    <w:lsdException w:name="Grid Table 3 Accent 1" w:uiPriority="48"/>
+    <w:lsdException w:name="Grid Table 4 Accent 1" w:uiPriority="49"/>
+    <w:lsdException w:name="Grid Table 5 Dark Accent 1" w:uiPriority="50"/>
+    <w:lsdException w:name="Grid Table 6 Colorful Accent 1" w:uiPriority="51"/>
+    <w:lsdException w:name="Grid Table 7 Colorful Accent 1" w:uiPriority="52"/>
+    <w:lsdException w:name="Grid Table 1 Light Accent 2" w:uiPriority="46"/>
+    <w:lsdException w:name="Grid Table 2 Accent 2" w:uiPriority="47"/>
+    <w:lsdException w:name="Grid Table 3 Accent 2" w:uiPriority="48"/>
+    <w:lsdException w:name="Grid Table 4 Accent 2" w:uiPriority="49"/>
+    <w:lsdException w:name="Grid Table 5 Dark Accent 2" w:uiPriority="50"/>
+    <w:lsdException w:name="Grid Table 6 Colorful Accent 2" w:uiPriority="51"/>
+    <w:lsdException w:name="Grid Table 7 Colorful Accent 2" w:uiPriority="52"/>
+    <w:lsdException w:name="Grid Table 1 Light Accent 3" w:uiPriority="46"/>
+    <w:lsdException w:name="Grid Table 2 Accent 3" w:uiPriority="47"/>
+    <w:lsdException w:name="Grid Table 3 Accent 3" w:uiPriority="48"/>
+    <w:lsdException w:name="Grid Table 4 Accent 3" w:uiPriority="49"/>
+    <w:lsdException w:name="Grid Table 5 Dark Accent 3" w:uiPriority="50"/>
+    <w:lsdException w:name="Grid Table 6 Colorful Accent 3" w:uiPriority="51"/>
+    <w:lsdException w:name="Grid Table 7 Colorful Accent 3" w:uiPriority="52"/>
+    <w:lsdException w:name="Grid Table 1 Light Accent 4" w:uiPriority="46"/>
+    <w:lsdException w:name="Grid Table 2 Accent 4" w:uiPriority="47"/>
+    <w:lsdException w:name="Grid Table 3 Accent 4" w:uiPriority="48"/>
+    <w:lsdException w:name="Grid Table 4 Accent 4" w:uiPriority="49"/>
+    <w:lsdException w:name="Grid Table 5 Dark Accent 4" w:uiPriority="50"/>
+    <w:lsdException w:name="Grid Table 6 Colorful Accent 4" w:uiPriority="51"/>
+    <w:lsdException w:name="Grid Table 7 Colorful Accent 4" w:uiPriority="52"/>
+    <w:lsdException w:name="Grid Table 1 Light Accent 5" w:uiPriority="46"/>
+    <w:lsdException w:name="Grid Table 2 Accent 5" w:uiPriority="47"/>
+    <w:lsdException w:name="Grid Table 3 Accent 5" w:uiPriority="48"/>
+    <w:lsdException w:name="Grid Table 4 Accent 5" w:uiPriority="49"/>
+    <w:lsdException w:name="Grid Table 5 Dark Accent 5" w:uiPriority="50"/>
+    <w:lsdException w:name="Grid Table 6 Colorful Accent 5" w:uiPriority="51"/>
+    <w:lsdException w:name="Grid Table 7 Colorful Accent 5" w:uiPriority="52"/>
+    <w:lsdException w:name="Grid Table 1 Light Accent 6" w:uiPriority="46"/>
+    <w:lsdException w:name="Grid Table 2 Accent 6" w:uiPriority="47"/>
+    <w:lsdException w:name="Grid Table 3 Accent 6" w:uiPriority="48"/>
+    <w:lsdException w:name="Grid Table 4 Accent 6" w:uiPriority="49"/>
+    <w:lsdException w:name="Grid Table 5 Dark Accent 6" w:uiPriority="50"/>
+    <w:lsdException w:name="Grid Table 6 Colorful Accent 6" w:uiPriority="51"/>
+    <w:lsdException w:name="Grid Table 7 Colorful Accent 6" w:uiPriority="52"/>
+    <w:lsdException w:name="List Table 1 Light" w:uiPriority="46"/>
+    <w:lsdException w:name="List Table 2" w:uiPriority="47"/>
+    <w:lsdException w:name="List Table 3" w:uiPriority="48"/>
+    <w:lsdException w:name="List Table 4" w:uiPriority="49"/>
+    <w:lsdException w:name="List Table 5 Dark" w:uiPriority="50"/>
+    <w:lsdException w:name="List Table 6 Colorful" w:uiPriority="51"/>
+    <w:lsdException w:name="List Table 7 Colorful" w:uiPriority="52"/>
+    <w:lsdException w:name="List Table 1 Light Accent 1" w:uiPriority="46"/>
+    <w:lsdException w:name="List Table 2 Accent 1" w:uiPriority="47"/>
+    <w:lsdException w:name="List Table 3 Accent 1" w:uiPriority="48"/>
+    <w:lsdException w:name="List Table 4 Accent 1" w:uiPriority="49"/>
+    <w:lsdException w:name="List Table 5 Dark Accent 1" w:uiPriority="50"/>
+    <w:lsdException w:name="List Table 6 Colorful Accent 1" w:uiPriority="51"/>
+    <w:lsdException w:name="List Table 7 Colorful Accent 1" w:uiPriority="52"/>
+    <w:lsdException w:name="List Table 1 Light Accent 2" w:uiPriority="46"/>
+    <w:lsdException w:name="List Table 2 Accent 2" w:uiPriority="47"/>
+    <w:lsdException w:name="List Table 3 Accent 2" w:uiPriority="48"/>
+    <w:lsdException w:name="List Table 4 Accent 2" w:uiPriority="49"/>
+    <w:lsdException w:name="List Table 5 Dark Accent 2" w:uiPriority="50"/>
+    <w:lsdException w:name="List Table 6 Colorful Accent 2" w:uiPriority="51"/>
+    <w:lsdException w:name="List Table 7 Colorful Accent 2" w:uiPriority="52"/>
+    <w:lsdException w:name="List Table 1 Light Accent 3" w:uiPriority="46"/>
+    <w:lsdException w:name="List Table 2 Accent 3" w:uiPriority="47"/>
+    <w:lsdException w:name="List Table 3 Accent 3" w:uiPriority="48"/>
+    <w:lsdException w:name="List Table 4 Accent 3" w:uiPriority="49"/>
+    <w:lsdException w:name="List Table 5 Dark Accent 3" w:uiPriority="50"/>
+    <w:lsdException w:name="List Table 6 Colorful Accent 3" w:uiPriority="51"/>
+    <w:lsdException w:name="List Table 7 Colorful Accent 3" w:uiPriority="52"/>
+    <w:lsdException w:name="List Table 1 Light Accent 4" w:uiPriority="46"/>
+    <w:lsdException w:name="List Table 2 Accent 4" w:uiPriority="47"/>
+    <w:lsdException w:name="List Table 3 Accent 4" w:uiPriority="48"/>
+    <w:lsdException w:name="List Table 4 Accent 4" w:uiPriority="49"/>
+    <w:lsdException w:name="List Table 5 Dark Accent 4" w:uiPriority="50"/>
+    <w:lsdException w:name="List Table 6 Colorful Accent 4" w:uiPriority="51"/>
+    <w:lsdException w:name="List Table 7 Colorful Accent 4" w:uiPriority="52"/>
+    <w:lsdException w:name="List Table 1 Light Accent 5" w:uiPriority="46"/>
+    <w:lsdException w:name="List Table 2 Accent 5" w:uiPriority="47"/>
+    <w:lsdException w:name="List Table 3 Accent 5" w:uiPriority="48"/>
+    <w:lsdException w:name="List Table 4 Accent 5" w:uiPriority="49"/>
+    <w:lsdException w:name="List Table 5 Dark Accent 5" w:uiPriority="50"/>
+    <w:lsdException w:name="List Table 6 Colorful Accent 5" w:uiPriority="51"/>
+    <w:lsdException w:name="List Table 7 Colorful Accent 5" w:uiPriority="52"/>
+    <w:lsdException w:name="List Table 1 Light Accent 6" w:uiPriority="46"/>
+    <w:lsdException w:name="List Table 2 Accent 6" w:uiPriority="47"/>
+    <w:lsdException w:name="List Table 3 Accent 6" w:uiPriority="48"/>
+    <w:lsdException w:name="List Table 4 Accent 6" w:uiPriority="49"/>
+    <w:lsdException w:name="List Table 5 Dark Accent 6" w:uiPriority="50"/>
+    <w:lsdException w:name="List Table 6 Colorful Accent 6" w:uiPriority="51"/>
+    <w:lsdException w:name="List Table 7 Colorful Accent 6" w:uiPriority="52"/>
+    <w:lsdException w:name="Mention" w:semiHidden="1" w:unhideWhenUsed="1"/>
+    <w:lsdException w:name="Smart Hyperlink" w:semiHidden="1" w:unhideWhenUsed="1"/>
+    <w:lsdException w:name="Hashtag" w:semiHidden="1" w:unhideWhenUsed="1"/>
+    <w:lsdException w:name="Unresolved Mention" w:semiHidden="1" w:unhideWhenUsed="1"/>
+    <w:lsdException w:name="Smart Link" w:semiHidden="1" w:unhideWhenUsed="1"/>
+  </w:latentStyles>
+  <w:style w:type="paragraph" w:default="1" w:styleId="Normal">
+    <w:name w:val="Normal"/>
+    <w:qFormat/>
+    <w:rPr>
+      <w:rFonts w:ascii="Arial" w:eastAsia="Arial" w:hAnsi="Arial" w:cs="Arial"/>
+      <w:lang w:val="es-ES"/>
+    </w:rPr>
+  </w:style>
+  <w:style w:type="paragraph" w:styleId="Ttulo1">
+    <w:name w:val="heading 1"/>
+    <w:basedOn w:val="Normal"/>
+    <w:uiPriority w:val="9"/>
+    <w:qFormat/>
+    <w:pPr>
+      <w:ind w:left="240"/>
+      <w:outlineLvl w:val="0"/>
+    </w:pPr>
+  </w:style>
+  <w:style w:type="character" w:default="1" w:styleId="Fuentedeprrafopredeter">
     <w:name w:val="Default Paragraph Font"/>
     <w:uiPriority w:val="1"/>
     <w:semiHidden/>
     <w:unhideWhenUsed/>
   </w:style>
-  <w:style w:styleId="TableNormal" w:default="1" w:type="table">
+  <w:style w:type="table" w:default="1" w:styleId="Tablanormal">
+    <w:name w:val="Normal Table"/>
+    <w:uiPriority w:val="99"/>
+    <w:semiHidden/>
+    <w:unhideWhenUsed/>
+    <w:tblPr>
+      <w:tblInd w:w="0" w:type="dxa"/>
+      <w:tblCellMar>
+        <w:top w:w="0" w:type="dxa"/>
+        <w:left w:w="108" w:type="dxa"/>
+        <w:bottom w:w="0" w:type="dxa"/>
+        <w:right w:w="108" w:type="dxa"/>
+      </w:tblCellMar>
+    </w:tblPr>
+  </w:style>
+  <w:style w:type="numbering" w:default="1" w:styleId="Sinlista">
+    <w:name w:val="No List"/>
+    <w:uiPriority w:val="99"/>
+    <w:semiHidden/>
+    <w:unhideWhenUsed/>
+  </w:style>
+  <w:style w:type="table" w:customStyle="1" w:styleId="TableNormal">
     <w:name w:val="Table Normal"/>
     <w:uiPriority w:val="2"/>
     <w:semiHidden/>
@@ -1744,72 +2227,29 @@
       </w:tblCellMar>
     </w:tblPr>
   </w:style>
-  <w:style w:styleId="NoList" w:default="1" w:type="numbering">
-    <w:name w:val="No List"/>
-    <w:uiPriority w:val="99"/>
-    <w:semiHidden/>
-    <w:unhideWhenUsed/>
-  </w:style>
-  <w:style w:default="1" w:styleId="Normal" w:type="paragraph">
-    <w:name w:val="Normal"/>
-    <w:uiPriority w:val="1"/>
-    <w:qFormat/>
-    <w:pPr/>
-    <w:rPr>
-      <w:rFonts w:ascii="Arial" w:hAnsi="Arial" w:eastAsia="Arial" w:cs="Arial"/>
-      <w:lang w:val="es-ES" w:eastAsia="en-US" w:bidi="ar-SA"/>
-    </w:rPr>
-  </w:style>
-  <w:style w:styleId="BodyText" w:type="paragraph">
+  <w:style w:type="paragraph" w:styleId="Textoindependiente">
     <w:name w:val="Body Text"/>
     <w:basedOn w:val="Normal"/>
     <w:uiPriority w:val="1"/>
     <w:qFormat/>
-    <w:pPr/>
     <w:rPr>
-      <w:rFonts w:ascii="Arial" w:hAnsi="Arial" w:eastAsia="Arial" w:cs="Arial"/>
       <w:b/>
       <w:bCs/>
       <w:sz w:val="20"/>
       <w:szCs w:val="20"/>
-      <w:lang w:val="es-ES" w:eastAsia="en-US" w:bidi="ar-SA"/>
     </w:rPr>
   </w:style>
-  <w:style w:styleId="Heading1" w:type="paragraph">
-    <w:name w:val="Heading 1"/>
-    <w:basedOn w:val="Normal"/>
-    <w:uiPriority w:val="1"/>
-    <w:qFormat/>
-    <w:pPr>
-      <w:ind w:left="240"/>
-      <w:outlineLvl w:val="1"/>
-    </w:pPr>
-    <w:rPr>
-      <w:rFonts w:ascii="Arial" w:hAnsi="Arial" w:eastAsia="Arial" w:cs="Arial"/>
-      <w:sz w:val="22"/>
-      <w:szCs w:val="22"/>
-      <w:lang w:val="es-ES" w:eastAsia="en-US" w:bidi="ar-SA"/>
-    </w:rPr>
-  </w:style>
-  <w:style w:styleId="ListParagraph" w:type="paragraph">
+  <w:style w:type="paragraph" w:styleId="Prrafodelista">
     <w:name w:val="List Paragraph"/>
     <w:basedOn w:val="Normal"/>
     <w:uiPriority w:val="1"/>
     <w:qFormat/>
-    <w:pPr/>
-    <w:rPr>
-      <w:lang w:val="es-ES" w:eastAsia="en-US" w:bidi="ar-SA"/>
-    </w:rPr>
   </w:style>
-  <w:style w:styleId="TableParagraph" w:type="paragraph">
+  <w:style w:type="paragraph" w:customStyle="1" w:styleId="TableParagraph">
     <w:name w:val="Table Paragraph"/>
     <w:basedOn w:val="Normal"/>
     <w:uiPriority w:val="1"/>
     <w:qFormat/>
-    <w:pPr/>
-    <w:rPr>
-      <w:lang w:val="es-ES" w:eastAsia="en-US" w:bidi="ar-SA"/>
-    </w:rPr>
   </w:style>
 </w:styles>
 </file>
